--- a/Руководство программиста.docx
+++ b/Руководство программиста.docx
@@ -114,14 +114,7 @@
           <w:b/>
           <w:bCs/>
         </w:rPr>
-        <w:t xml:space="preserve">Информационная система для </w:t>
-      </w:r>
-      <w:r>
-        <w:rPr>
-          <w:b/>
-          <w:bCs/>
-        </w:rPr>
-        <w:t>управления личной продуктивности</w:t>
+        <w:t>Информационная система для управления личной продуктивности</w:t>
       </w:r>
     </w:p>
     <w:p>
@@ -211,18 +204,28 @@
     </w:p>
     <w:p>
       <w:r>
-        <w:t xml:space="preserve">Настоящий документ содержит основные положения и сведения, необходимые для работы программиста с Системой </w:t>
-      </w:r>
-      <w:r>
-        <w:t>управления личной продуктивности</w:t>
-      </w:r>
-      <w:r>
-        <w:t>а.</w:t>
-      </w:r>
-    </w:p>
-    <w:p>
-      <w:r>
-        <w:t>Документ разработан согласно требованиям следующих нормативных документов: ГОСТ 19.504-79, СТП ВятГУ 101-2004.</w:t>
+        <w:t xml:space="preserve">Настоящий документ содержит основные положения и сведения, необходимые для работы программиста с Системой управления личной </w:t>
+      </w:r>
+      <w:proofErr w:type="spellStart"/>
+      <w:r>
+        <w:t>продуктивностиа</w:t>
+      </w:r>
+      <w:proofErr w:type="spellEnd"/>
+      <w:r>
+        <w:t>.</w:t>
+      </w:r>
+    </w:p>
+    <w:p>
+      <w:r>
+        <w:t xml:space="preserve">Документ разработан согласно требованиям следующих нормативных документов: ГОСТ 19.504-79, СТП </w:t>
+      </w:r>
+      <w:proofErr w:type="spellStart"/>
+      <w:r>
+        <w:t>ВятГУ</w:t>
+      </w:r>
+      <w:proofErr w:type="spellEnd"/>
+      <w:r>
+        <w:t xml:space="preserve"> 101-2004.</w:t>
       </w:r>
     </w:p>
     <w:p>
@@ -1518,7 +1521,18 @@
     </w:p>
     <w:p>
       <w:r>
-        <w:t>В данном разделе описано назначение, основная функциональность информационной системы для взаимодействия официантов и кухни ресторана, а также условия для ее применения.</w:t>
+        <w:t xml:space="preserve">В данном разделе описано назначение, основная функциональность информационной системы </w:t>
+      </w:r>
+      <w:r>
+        <w:t>управления личной продуктивности</w:t>
+      </w:r>
+      <w:r>
+        <w:t>, а та</w:t>
+      </w:r>
+      <w:bookmarkStart w:id="4" w:name="_GoBack"/>
+      <w:bookmarkEnd w:id="4"/>
+      <w:r>
+        <w:t>кже условия для ее применения.</w:t>
       </w:r>
     </w:p>
     <w:p>
@@ -1529,11 +1543,11 @@
         </w:tabs>
         <w:ind w:left="0" w:firstLine="851"/>
       </w:pPr>
-      <w:bookmarkStart w:id="4" w:name="_Toc213232341"/>
+      <w:bookmarkStart w:id="5" w:name="_Toc213232341"/>
       <w:r>
         <w:t>Назначение и функции, выполняемые программой</w:t>
       </w:r>
-      <w:bookmarkEnd w:id="4"/>
+      <w:bookmarkEnd w:id="5"/>
     </w:p>
     <w:p>
       <w:r>
@@ -1550,10 +1564,7 @@
         <w:ind w:left="851"/>
       </w:pPr>
       <w:r>
-        <w:t>О</w:t>
-      </w:r>
-      <w:r>
-        <w:t>сновные функциональные модули:</w:t>
+        <w:t>Основные функциональные модули:</w:t>
       </w:r>
     </w:p>
     <w:p>
@@ -1628,11 +1639,11 @@
         </w:tabs>
         <w:ind w:left="0" w:firstLine="851"/>
       </w:pPr>
-      <w:bookmarkStart w:id="5" w:name="_Toc213232342"/>
+      <w:bookmarkStart w:id="6" w:name="_Toc213232342"/>
       <w:r>
         <w:t>Требования к техническому обеспечению</w:t>
       </w:r>
-      <w:bookmarkEnd w:id="5"/>
+      <w:bookmarkEnd w:id="6"/>
     </w:p>
     <w:p>
       <w:r>
@@ -1708,7 +1719,39 @@
         <w:ind w:left="1276" w:hanging="425"/>
       </w:pPr>
       <w:r>
-        <w:t>Операционная система: Linux (Ubuntu 20.04+), Windows Server 2019+</w:t>
+        <w:t xml:space="preserve">Операционная система: </w:t>
+      </w:r>
+      <w:proofErr w:type="spellStart"/>
+      <w:r>
+        <w:t>Linux</w:t>
+      </w:r>
+      <w:proofErr w:type="spellEnd"/>
+      <w:r>
+        <w:t xml:space="preserve"> (</w:t>
+      </w:r>
+      <w:proofErr w:type="spellStart"/>
+      <w:r>
+        <w:t>Ubuntu</w:t>
+      </w:r>
+      <w:proofErr w:type="spellEnd"/>
+      <w:r>
+        <w:t xml:space="preserve"> 20.04+), </w:t>
+      </w:r>
+      <w:proofErr w:type="spellStart"/>
+      <w:r>
+        <w:t>Windows</w:t>
+      </w:r>
+      <w:proofErr w:type="spellEnd"/>
+      <w:r>
+        <w:t xml:space="preserve"> </w:t>
+      </w:r>
+      <w:proofErr w:type="spellStart"/>
+      <w:r>
+        <w:t>Server</w:t>
+      </w:r>
+      <w:proofErr w:type="spellEnd"/>
+      <w:r>
+        <w:t xml:space="preserve"> 2019+</w:t>
       </w:r>
     </w:p>
     <w:p>
@@ -1779,12 +1822,12 @@
         </w:tabs>
         <w:ind w:left="0" w:firstLine="851"/>
       </w:pPr>
-      <w:bookmarkStart w:id="6" w:name="_Toc213232343"/>
+      <w:bookmarkStart w:id="7" w:name="_Toc213232343"/>
       <w:r>
         <w:lastRenderedPageBreak/>
         <w:t>Требования к технологическому стеку</w:t>
       </w:r>
-      <w:bookmarkEnd w:id="6"/>
+      <w:bookmarkEnd w:id="7"/>
     </w:p>
     <w:p>
       <w:r>
@@ -1792,32 +1835,66 @@
       </w:r>
     </w:p>
     <w:p>
-      <w:r>
-        <w:t>Бэкенд:</w:t>
-      </w:r>
-    </w:p>
-    <w:p>
-      <w:pPr>
-        <w:pStyle w:val="a"/>
-      </w:pPr>
-      <w:r>
-        <w:t>Python 3.11+</w:t>
-      </w:r>
-    </w:p>
-    <w:p>
-      <w:pPr>
-        <w:pStyle w:val="a"/>
-      </w:pPr>
-      <w:r>
-        <w:t>Фреймворк: Django 4.2+ или FastAPI 0.95+</w:t>
-      </w:r>
-    </w:p>
-    <w:p>
-      <w:pPr>
-        <w:pStyle w:val="a"/>
-      </w:pPr>
-      <w:r>
-        <w:t>База данных: PostgreSQL 14+</w:t>
+      <w:proofErr w:type="spellStart"/>
+      <w:r>
+        <w:t>Бэкенд</w:t>
+      </w:r>
+      <w:proofErr w:type="spellEnd"/>
+      <w:r>
+        <w:t>:</w:t>
+      </w:r>
+    </w:p>
+    <w:p>
+      <w:pPr>
+        <w:pStyle w:val="a"/>
+      </w:pPr>
+      <w:proofErr w:type="spellStart"/>
+      <w:r>
+        <w:t>Python</w:t>
+      </w:r>
+      <w:proofErr w:type="spellEnd"/>
+      <w:r>
+        <w:t xml:space="preserve"> 3.11+</w:t>
+      </w:r>
+    </w:p>
+    <w:p>
+      <w:pPr>
+        <w:pStyle w:val="a"/>
+      </w:pPr>
+      <w:r>
+        <w:t xml:space="preserve">Фреймворк: </w:t>
+      </w:r>
+      <w:proofErr w:type="spellStart"/>
+      <w:r>
+        <w:t>Django</w:t>
+      </w:r>
+      <w:proofErr w:type="spellEnd"/>
+      <w:r>
+        <w:t xml:space="preserve"> 4.2+ или </w:t>
+      </w:r>
+      <w:proofErr w:type="spellStart"/>
+      <w:r>
+        <w:t>FastAPI</w:t>
+      </w:r>
+      <w:proofErr w:type="spellEnd"/>
+      <w:r>
+        <w:t xml:space="preserve"> 0.95+</w:t>
+      </w:r>
+    </w:p>
+    <w:p>
+      <w:pPr>
+        <w:pStyle w:val="a"/>
+      </w:pPr>
+      <w:r>
+        <w:t xml:space="preserve">База данных: </w:t>
+      </w:r>
+      <w:proofErr w:type="spellStart"/>
+      <w:r>
+        <w:t>PostgreSQL</w:t>
+      </w:r>
+      <w:proofErr w:type="spellEnd"/>
+      <w:r>
+        <w:t xml:space="preserve"> 14+</w:t>
       </w:r>
     </w:p>
     <w:p>
@@ -1843,8 +1920,30 @@
         <w:rPr>
           <w:lang w:val="en-US"/>
         </w:rPr>
-        <w:t>: Nginx + Gunicorn/Uvicorn</w:t>
-      </w:r>
+        <w:t xml:space="preserve">: Nginx + </w:t>
+      </w:r>
+      <w:proofErr w:type="spellStart"/>
+      <w:r>
+        <w:rPr>
+          <w:lang w:val="en-US"/>
+        </w:rPr>
+        <w:t>Gunicorn</w:t>
+      </w:r>
+      <w:proofErr w:type="spellEnd"/>
+      <w:r>
+        <w:rPr>
+          <w:lang w:val="en-US"/>
+        </w:rPr>
+        <w:t>/</w:t>
+      </w:r>
+      <w:proofErr w:type="spellStart"/>
+      <w:r>
+        <w:rPr>
+          <w:lang w:val="en-US"/>
+        </w:rPr>
+        <w:t>Uvicorn</w:t>
+      </w:r>
+      <w:proofErr w:type="spellEnd"/>
     </w:p>
     <w:p>
       <w:pPr>
@@ -1853,26 +1952,34 @@
           <w:rFonts w:eastAsia="Times New Roman"/>
         </w:rPr>
       </w:pPr>
+      <w:proofErr w:type="spellStart"/>
       <w:r>
         <w:rPr>
           <w:rFonts w:eastAsia="Times New Roman"/>
         </w:rPr>
-        <w:t>Фронтенд:</w:t>
-      </w:r>
-    </w:p>
-    <w:p>
-      <w:pPr>
-        <w:pStyle w:val="a"/>
+        <w:t>Фронтенд</w:t>
+      </w:r>
+      <w:proofErr w:type="spellEnd"/>
+      <w:r>
         <w:rPr>
           <w:rFonts w:eastAsia="Times New Roman"/>
-          <w:lang w:val="en-US"/>
-        </w:rPr>
-      </w:pPr>
-      <w:r>
+        </w:rPr>
+        <w:t>:</w:t>
+      </w:r>
+    </w:p>
+    <w:p>
+      <w:pPr>
+        <w:pStyle w:val="a"/>
         <w:rPr>
           <w:rFonts w:eastAsia="Times New Roman"/>
           <w:lang w:val="en-US"/>
         </w:rPr>
+      </w:pPr>
+      <w:r>
+        <w:rPr>
+          <w:rFonts w:eastAsia="Times New Roman"/>
+          <w:lang w:val="en-US"/>
+        </w:rPr>
         <w:t>J</w:t>
       </w:r>
       <w:r>
@@ -1880,56 +1987,154 @@
           <w:rFonts w:eastAsia="Times New Roman"/>
           <w:lang w:val="en-US"/>
         </w:rPr>
-        <w:t>avaScript/TypeScript</w:t>
-      </w:r>
-    </w:p>
-    <w:p>
-      <w:pPr>
-        <w:pStyle w:val="a"/>
+        <w:t>avaScript/</w:t>
+      </w:r>
+      <w:proofErr w:type="spellStart"/>
+      <w:r>
         <w:rPr>
           <w:rFonts w:eastAsia="Times New Roman"/>
           <w:lang w:val="en-US"/>
         </w:rPr>
-      </w:pPr>
-      <w:r>
+        <w:t>TypeScript</w:t>
+      </w:r>
+      <w:proofErr w:type="spellEnd"/>
+    </w:p>
+    <w:p>
+      <w:pPr>
+        <w:pStyle w:val="a"/>
         <w:rPr>
           <w:rFonts w:eastAsia="Times New Roman"/>
           <w:lang w:val="en-US"/>
         </w:rPr>
-        <w:t>React 18+ или Vue.js 3+</w:t>
-      </w:r>
-    </w:p>
-    <w:p>
-      <w:pPr>
-        <w:pStyle w:val="a"/>
+      </w:pPr>
+      <w:r>
         <w:rPr>
           <w:rFonts w:eastAsia="Times New Roman"/>
           <w:lang w:val="en-US"/>
         </w:rPr>
-      </w:pPr>
+        <w:t xml:space="preserve">React 18+ </w:t>
+      </w:r>
+      <w:proofErr w:type="spellStart"/>
       <w:r>
         <w:rPr>
           <w:rFonts w:eastAsia="Times New Roman"/>
           <w:lang w:val="en-US"/>
         </w:rPr>
-        <w:t>UI-библиотека: Material-UI или Ant Design</w:t>
-      </w:r>
-    </w:p>
-    <w:p>
-      <w:pPr>
-        <w:pStyle w:val="a"/>
+        <w:t>или</w:t>
+      </w:r>
+      <w:proofErr w:type="spellEnd"/>
+      <w:r>
         <w:rPr>
           <w:rFonts w:eastAsia="Times New Roman"/>
           <w:lang w:val="en-US"/>
         </w:rPr>
-      </w:pPr>
-      <w:r>
+        <w:t xml:space="preserve"> Vue.js 3+</w:t>
+      </w:r>
+    </w:p>
+    <w:p>
+      <w:pPr>
+        <w:pStyle w:val="a"/>
         <w:rPr>
           <w:rFonts w:eastAsia="Times New Roman"/>
           <w:lang w:val="en-US"/>
         </w:rPr>
-        <w:t>State management: Redux Toolkit или Pinia</w:t>
-      </w:r>
+      </w:pPr>
+      <w:r>
+        <w:rPr>
+          <w:rFonts w:eastAsia="Times New Roman"/>
+          <w:lang w:val="en-US"/>
+        </w:rPr>
+        <w:t>UI-</w:t>
+      </w:r>
+      <w:proofErr w:type="spellStart"/>
+      <w:r>
+        <w:rPr>
+          <w:rFonts w:eastAsia="Times New Roman"/>
+          <w:lang w:val="en-US"/>
+        </w:rPr>
+        <w:t>библиотека</w:t>
+      </w:r>
+      <w:proofErr w:type="spellEnd"/>
+      <w:r>
+        <w:rPr>
+          <w:rFonts w:eastAsia="Times New Roman"/>
+          <w:lang w:val="en-US"/>
+        </w:rPr>
+        <w:t xml:space="preserve">: Material-UI </w:t>
+      </w:r>
+      <w:proofErr w:type="spellStart"/>
+      <w:r>
+        <w:rPr>
+          <w:rFonts w:eastAsia="Times New Roman"/>
+          <w:lang w:val="en-US"/>
+        </w:rPr>
+        <w:t>или</w:t>
+      </w:r>
+      <w:proofErr w:type="spellEnd"/>
+      <w:r>
+        <w:rPr>
+          <w:rFonts w:eastAsia="Times New Roman"/>
+          <w:lang w:val="en-US"/>
+        </w:rPr>
+        <w:t xml:space="preserve"> Ant Design</w:t>
+      </w:r>
+    </w:p>
+    <w:p>
+      <w:pPr>
+        <w:pStyle w:val="a"/>
+        <w:rPr>
+          <w:rFonts w:eastAsia="Times New Roman"/>
+          <w:lang w:val="en-US"/>
+        </w:rPr>
+      </w:pPr>
+      <w:r>
+        <w:rPr>
+          <w:rFonts w:eastAsia="Times New Roman"/>
+          <w:lang w:val="en-US"/>
+        </w:rPr>
+        <w:t xml:space="preserve">State management: </w:t>
+      </w:r>
+      <w:proofErr w:type="spellStart"/>
+      <w:r>
+        <w:rPr>
+          <w:rFonts w:eastAsia="Times New Roman"/>
+          <w:lang w:val="en-US"/>
+        </w:rPr>
+        <w:t>Redux</w:t>
+      </w:r>
+      <w:proofErr w:type="spellEnd"/>
+      <w:r>
+        <w:rPr>
+          <w:rFonts w:eastAsia="Times New Roman"/>
+          <w:lang w:val="en-US"/>
+        </w:rPr>
+        <w:t xml:space="preserve"> Toolkit </w:t>
+      </w:r>
+      <w:proofErr w:type="spellStart"/>
+      <w:r>
+        <w:rPr>
+          <w:rFonts w:eastAsia="Times New Roman"/>
+          <w:lang w:val="en-US"/>
+        </w:rPr>
+        <w:t>или</w:t>
+      </w:r>
+      <w:proofErr w:type="spellEnd"/>
+      <w:r>
+        <w:rPr>
+          <w:rFonts w:eastAsia="Times New Roman"/>
+          <w:lang w:val="en-US"/>
+        </w:rPr>
+        <w:t xml:space="preserve"> </w:t>
+      </w:r>
+      <w:proofErr w:type="spellStart"/>
+      <w:r>
+        <w:rPr>
+          <w:rFonts w:eastAsia="Times New Roman"/>
+          <w:lang w:val="en-US"/>
+        </w:rPr>
+        <w:t>Pinia</w:t>
+      </w:r>
+      <w:proofErr w:type="spellEnd"/>
     </w:p>
     <w:p>
       <w:pPr>
@@ -1939,6 +2144,9 @@
           <w:numId w:val="0"/>
         </w:numPr>
         <w:ind w:left="645"/>
+        <w:rPr>
+          <w:lang w:val="en-US"/>
+        </w:rPr>
       </w:pPr>
     </w:p>
     <w:p>
@@ -1971,6 +2179,7 @@
         </w:rPr>
         <w:t xml:space="preserve">Контроль версий: </w:t>
       </w:r>
+      <w:proofErr w:type="spellStart"/>
       <w:r>
         <w:rPr>
           <w:rFonts w:eastAsia="Times New Roman"/>
@@ -1978,6 +2187,7 @@
         </w:rPr>
         <w:t>Git</w:t>
       </w:r>
+      <w:proofErr w:type="spellEnd"/>
     </w:p>
     <w:p>
       <w:pPr>
@@ -1986,15 +2196,23 @@
           <w:rFonts w:eastAsia="Times New Roman"/>
         </w:rPr>
       </w:pPr>
+      <w:proofErr w:type="spellStart"/>
       <w:r>
         <w:rPr>
           <w:rFonts w:eastAsia="Times New Roman"/>
         </w:rPr>
-        <w:t xml:space="preserve">Репозиторий: </w:t>
-      </w:r>
+        <w:t>Репозиторий</w:t>
+      </w:r>
+      <w:proofErr w:type="spellEnd"/>
       <w:r>
         <w:rPr>
           <w:rFonts w:eastAsia="Times New Roman"/>
+        </w:rPr>
+        <w:t xml:space="preserve">: </w:t>
+      </w:r>
+      <w:r>
+        <w:rPr>
+          <w:rFonts w:eastAsia="Times New Roman"/>
           <w:lang w:val="en-US"/>
         </w:rPr>
         <w:t>GitHub</w:t>
@@ -2005,6 +2223,7 @@
         </w:rPr>
         <w:t>/</w:t>
       </w:r>
+      <w:proofErr w:type="spellStart"/>
       <w:r>
         <w:rPr>
           <w:rFonts w:eastAsia="Times New Roman"/>
@@ -2012,6 +2231,7 @@
         </w:rPr>
         <w:t>GitLab</w:t>
       </w:r>
+      <w:proofErr w:type="spellEnd"/>
     </w:p>
     <w:p>
       <w:pPr>
@@ -2026,23 +2246,48 @@
           <w:rFonts w:eastAsia="Times New Roman"/>
           <w:lang w:val="en-US"/>
         </w:rPr>
-        <w:t>CI/CD: GitHub Actions/GitLab CI</w:t>
-      </w:r>
-    </w:p>
-    <w:p>
-      <w:pPr>
-        <w:pStyle w:val="a"/>
+        <w:t>CI/CD: GitHub Actions/</w:t>
+      </w:r>
+      <w:proofErr w:type="spellStart"/>
+      <w:r>
         <w:rPr>
           <w:rFonts w:eastAsia="Times New Roman"/>
           <w:lang w:val="en-US"/>
         </w:rPr>
-      </w:pPr>
+        <w:t>GitLab</w:t>
+      </w:r>
+      <w:proofErr w:type="spellEnd"/>
       <w:r>
         <w:rPr>
           <w:rFonts w:eastAsia="Times New Roman"/>
           <w:lang w:val="en-US"/>
         </w:rPr>
-        <w:t>Контейнеризация: Docker + Docker Compose</w:t>
+        <w:t xml:space="preserve"> CI</w:t>
+      </w:r>
+    </w:p>
+    <w:p>
+      <w:pPr>
+        <w:pStyle w:val="a"/>
+        <w:rPr>
+          <w:rFonts w:eastAsia="Times New Roman"/>
+          <w:lang w:val="en-US"/>
+        </w:rPr>
+      </w:pPr>
+      <w:proofErr w:type="spellStart"/>
+      <w:r>
+        <w:rPr>
+          <w:rFonts w:eastAsia="Times New Roman"/>
+          <w:lang w:val="en-US"/>
+        </w:rPr>
+        <w:t>Контейнеризация</w:t>
+      </w:r>
+      <w:proofErr w:type="spellEnd"/>
+      <w:r>
+        <w:rPr>
+          <w:rFonts w:eastAsia="Times New Roman"/>
+          <w:lang w:val="en-US"/>
+        </w:rPr>
+        <w:t>: Docker + Docker Compose</w:t>
       </w:r>
     </w:p>
     <w:p>
@@ -2062,12 +2307,12 @@
       <w:pPr>
         <w:pStyle w:val="1"/>
       </w:pPr>
-      <w:bookmarkStart w:id="7" w:name="_Toc213232344"/>
+      <w:bookmarkStart w:id="8" w:name="_Toc213232344"/>
       <w:r>
         <w:lastRenderedPageBreak/>
         <w:t>Характеристика программы</w:t>
       </w:r>
-      <w:bookmarkEnd w:id="7"/>
+      <w:bookmarkEnd w:id="8"/>
     </w:p>
     <w:p>
       <w:r>
@@ -2093,35 +2338,49 @@
     </w:p>
     <w:p>
       <w:r>
-        <w:t>Слой представления (Presentation Layer):</w:t>
-      </w:r>
-    </w:p>
-    <w:p>
-      <w:r>
-        <w:t>Данный слой отвечает за взаимодействие с пользователем и предоставление данн</w:t>
-      </w:r>
-      <w:r>
-        <w:t>ых в удобном формате.</w:t>
-      </w:r>
-    </w:p>
-    <w:p>
-      <w:r>
-        <w:t xml:space="preserve">Включает: </w:t>
-      </w:r>
-      <w:r>
-        <w:t>Веб-интерфейс на React/Vue.js - обеспечивает интуитивно понятный пользовательский интерфейс для работы с системой через браузер</w:t>
-      </w:r>
-      <w:r>
-        <w:t xml:space="preserve">; </w:t>
-      </w:r>
-      <w:r>
-        <w:t>REST API для мобильных клиентов - предоставляет стандартизированный интерфейс для интеграции с мобильными приложениями</w:t>
-      </w:r>
-      <w:r>
-        <w:t xml:space="preserve">; </w:t>
-      </w:r>
-      <w:r>
-        <w:t>WebSocket для реального времени - обеспечивает мгновенное обновление данных и уведомлений без необходимости перезагрузки страницы</w:t>
+        <w:t>Слой представления (</w:t>
+      </w:r>
+      <w:proofErr w:type="spellStart"/>
+      <w:r>
+        <w:t>Presentation</w:t>
+      </w:r>
+      <w:proofErr w:type="spellEnd"/>
+      <w:r>
+        <w:t xml:space="preserve"> </w:t>
+      </w:r>
+      <w:proofErr w:type="spellStart"/>
+      <w:r>
+        <w:t>Layer</w:t>
+      </w:r>
+      <w:proofErr w:type="spellEnd"/>
+      <w:r>
+        <w:t>):</w:t>
+      </w:r>
+    </w:p>
+    <w:p>
+      <w:r>
+        <w:t>Данный слой отвечает за взаимодействие с пользователем и предоставление данных в удобном формате.</w:t>
+      </w:r>
+    </w:p>
+    <w:p>
+      <w:r>
+        <w:t xml:space="preserve">Включает: Веб-интерфейс на </w:t>
+      </w:r>
+      <w:proofErr w:type="spellStart"/>
+      <w:r>
+        <w:t>React</w:t>
+      </w:r>
+      <w:proofErr w:type="spellEnd"/>
+      <w:r>
+        <w:t xml:space="preserve">/Vue.js - обеспечивает интуитивно понятный пользовательский интерфейс для работы с системой через браузер; REST API для мобильных клиентов - предоставляет стандартизированный интерфейс для интеграции с мобильными приложениями; </w:t>
+      </w:r>
+      <w:proofErr w:type="spellStart"/>
+      <w:r>
+        <w:t>WebSocket</w:t>
+      </w:r>
+      <w:proofErr w:type="spellEnd"/>
+      <w:r>
+        <w:t xml:space="preserve"> для реального времени - обеспечивает мгновенное обновление данных и уведомлений без необходимости перезагрузки страницы</w:t>
       </w:r>
     </w:p>
     <w:p>
@@ -2151,25 +2410,47 @@
     </w:p>
     <w:p>
       <w:r>
-        <w:t>Это ядро системы, где реализована основная функциональност</w:t>
-      </w:r>
-      <w:r>
-        <w:t xml:space="preserve">ь и бизнес-правила. Состоит из: </w:t>
-      </w:r>
-      <w:r>
-        <w:t>Django Views/FastAPI Routers - обрабатывают HTTP-запросы и маршрутизируют их к соответствующим обработчикам</w:t>
-      </w:r>
-      <w:r>
-        <w:t xml:space="preserve">; </w:t>
-      </w:r>
-      <w:r>
-        <w:t>Сервисные классы для сложной логики - инкапсулируют сложные бизнес-процессы, такие как расчет прогресса проектов, синхронизация календарей, аналитика продуктивности</w:t>
-      </w:r>
-      <w:r>
-        <w:t xml:space="preserve">; </w:t>
-      </w:r>
-      <w:r>
-        <w:t>Валидация и обработка данных - обеспечивает корректность входных данных и их преобразование в соответствии с бизнес-требованиями</w:t>
+        <w:t xml:space="preserve">Это ядро системы, где реализована основная функциональность и бизнес-правила. Состоит из: </w:t>
+      </w:r>
+      <w:proofErr w:type="spellStart"/>
+      <w:r>
+        <w:t>Django</w:t>
+      </w:r>
+      <w:proofErr w:type="spellEnd"/>
+      <w:r>
+        <w:t xml:space="preserve"> </w:t>
+      </w:r>
+      <w:proofErr w:type="spellStart"/>
+      <w:r>
+        <w:t>Views</w:t>
+      </w:r>
+      <w:proofErr w:type="spellEnd"/>
+      <w:r>
+        <w:t>/</w:t>
+      </w:r>
+      <w:proofErr w:type="spellStart"/>
+      <w:r>
+        <w:t>FastAPI</w:t>
+      </w:r>
+      <w:proofErr w:type="spellEnd"/>
+      <w:r>
+        <w:t xml:space="preserve"> </w:t>
+      </w:r>
+      <w:proofErr w:type="spellStart"/>
+      <w:r>
+        <w:t>Routers</w:t>
+      </w:r>
+      <w:proofErr w:type="spellEnd"/>
+      <w:r>
+        <w:t xml:space="preserve"> - обрабатывают HTTP-запросы и маршрутизируют их к соответствующим обработчикам; Сервисные классы для сложной логики - инкапсулируют сложные бизнес-процессы, такие как расчет прогресса проектов, синхронизация календарей, аналитика продуктивности; </w:t>
+      </w:r>
+      <w:proofErr w:type="spellStart"/>
+      <w:r>
+        <w:t>Валидация</w:t>
+      </w:r>
+      <w:proofErr w:type="spellEnd"/>
+      <w:r>
+        <w:t xml:space="preserve"> и обработка данных - обеспечивает корректность входных данных и их преобразование в соответствии с бизнес-требованиями</w:t>
       </w:r>
     </w:p>
     <w:p>
@@ -2199,25 +2480,31 @@
     </w:p>
     <w:p>
       <w:r>
-        <w:t>Обеспечивает взаимодействие с сист</w:t>
-      </w:r>
-      <w:r>
-        <w:t xml:space="preserve">емой хранения данных. Включает: </w:t>
-      </w:r>
-      <w:r>
-        <w:t>Django ORM/SQLAlchemy - предоставляет абстракцию для работы с базой данных, упрощает написание запросов и обеспечивает безопасность</w:t>
-      </w:r>
-      <w:r>
-        <w:t xml:space="preserve">; </w:t>
-      </w:r>
-      <w:r>
-        <w:t>Модели базы данных - определяют структуру хранения информации о задачах, проектах, заметках, событиях и пользователях</w:t>
-      </w:r>
-      <w:r>
-        <w:t xml:space="preserve">; </w:t>
-      </w:r>
-      <w:r>
-        <w:t>Миграции и seeds - обеспечивают контроль версий схемы базы данных и наполнение системы тестовыми данными для разработки</w:t>
+        <w:t xml:space="preserve">Обеспечивает взаимодействие с системой хранения данных. Включает: </w:t>
+      </w:r>
+      <w:proofErr w:type="spellStart"/>
+      <w:r>
+        <w:t>Django</w:t>
+      </w:r>
+      <w:proofErr w:type="spellEnd"/>
+      <w:r>
+        <w:t xml:space="preserve"> ORM/</w:t>
+      </w:r>
+      <w:proofErr w:type="spellStart"/>
+      <w:r>
+        <w:t>SQLAlchemy</w:t>
+      </w:r>
+      <w:proofErr w:type="spellEnd"/>
+      <w:r>
+        <w:t xml:space="preserve"> - предоставляет абстракцию для работы с базой данных, упрощает написание запросов и обеспечивает безопасность; Модели базы данных - определяют структуру хранения информации о задачах, проектах, заметках, событиях и пользователях; Миграции и </w:t>
+      </w:r>
+      <w:proofErr w:type="spellStart"/>
+      <w:r>
+        <w:t>seeds</w:t>
+      </w:r>
+      <w:proofErr w:type="spellEnd"/>
+      <w:r>
+        <w:t xml:space="preserve"> - обеспечивают контроль версий схемы базы данных и наполнение системы тестовыми данными для разработки</w:t>
       </w:r>
     </w:p>
     <w:p>
@@ -2227,37 +2514,40 @@
     </w:p>
     <w:p>
       <w:r>
-        <w:t xml:space="preserve">Система хранения данных </w:t>
-      </w:r>
-      <w:r>
-        <w:t xml:space="preserve">организована следующим образом: </w:t>
-      </w:r>
-      <w:r>
-        <w:t>PostgreSQL для основных данных - надежная реляционная СУБД для хранения структурированной информации о пользователях, задачах, проектах и других сущностях системы</w:t>
-      </w:r>
-      <w:r>
-        <w:t xml:space="preserve">; </w:t>
-      </w:r>
-      <w:r>
-        <w:t xml:space="preserve">Redis для кэширования и сессий - высокопроизводительное хранилище ключ-значение для кэширования часто запрашиваемых </w:t>
+        <w:t xml:space="preserve">Система хранения данных организована следующим образом: </w:t>
+      </w:r>
+      <w:proofErr w:type="spellStart"/>
+      <w:r>
+        <w:t>PostgreSQL</w:t>
+      </w:r>
+      <w:proofErr w:type="spellEnd"/>
+      <w:r>
+        <w:t xml:space="preserve"> для основных данных - надежная реляционная СУБД для хранения структурированной информации о пользователях, задачах, проектах и других сущностях системы; </w:t>
+      </w:r>
+      <w:proofErr w:type="spellStart"/>
+      <w:r>
+        <w:t>Redis</w:t>
+      </w:r>
+      <w:proofErr w:type="spellEnd"/>
+      <w:r>
+        <w:t xml:space="preserve"> для кэширования и сессий - высокопроизводительное хранилище ключ-значение для кэширования часто запрашиваемых </w:t>
       </w:r>
       <w:r>
         <w:lastRenderedPageBreak/>
-        <w:t>данных и управления пользовательскими сессиями</w:t>
-      </w:r>
-      <w:r>
-        <w:t xml:space="preserve">; </w:t>
-      </w:r>
-      <w:r>
-        <w:t>Репликация для отказоустойчивости - обеспечивает высокую доступность системы за счет дублирования данных на нескольких серверах</w:t>
-      </w:r>
-      <w:r>
-        <w:t>.</w:t>
-      </w:r>
-    </w:p>
-    <w:p>
-      <w:r>
-        <w:t>Данная архитектура обеспечивает масштабируемость, поддерживаемость и надежность системы, позволяя легко расширять функциональность и адаптироваться к изменяющимся требованиям.</w:t>
+        <w:t>данных и управления пользовательскими сессиями; Репликация для отказоустойчивости - обеспечивает высокую доступность системы за счет дублирования данных на нескольких серверах.</w:t>
+      </w:r>
+    </w:p>
+    <w:p>
+      <w:r>
+        <w:t xml:space="preserve">Данная архитектура обеспечивает масштабируемость, </w:t>
+      </w:r>
+      <w:proofErr w:type="spellStart"/>
+      <w:r>
+        <w:t>поддерживаемость</w:t>
+      </w:r>
+      <w:proofErr w:type="spellEnd"/>
+      <w:r>
+        <w:t xml:space="preserve"> и надежность системы, позволяя легко расширять функциональность и адаптироваться к изменяющимся требованиям.</w:t>
       </w:r>
     </w:p>
     <w:p>
@@ -2282,8 +2572,13 @@
         <w:pStyle w:val="a"/>
       </w:pPr>
       <w:r>
-        <w:t>Время отклика API: ≤ 200 мс</w:t>
-      </w:r>
+        <w:t xml:space="preserve">Время отклика API: ≤ 200 </w:t>
+      </w:r>
+      <w:proofErr w:type="spellStart"/>
+      <w:r>
+        <w:t>мс</w:t>
+      </w:r>
+      <w:proofErr w:type="spellEnd"/>
     </w:p>
     <w:p>
       <w:pPr>
@@ -2356,7 +2651,15 @@
         <w:pStyle w:val="a"/>
       </w:pPr>
       <w:r>
-        <w:t>режим продакш-режим</w:t>
+        <w:t xml:space="preserve">режим </w:t>
+      </w:r>
+      <w:proofErr w:type="spellStart"/>
+      <w:r>
+        <w:t>продакш</w:t>
+      </w:r>
+      <w:proofErr w:type="spellEnd"/>
+      <w:r>
+        <w:t>-режим</w:t>
       </w:r>
       <w:r>
         <w:t>.</w:t>
@@ -2401,24 +2704,39 @@
       <w:pPr>
         <w:pStyle w:val="a"/>
       </w:pPr>
-      <w:r>
-        <w:t>Prometheus для метрик</w:t>
-      </w:r>
-    </w:p>
-    <w:p>
-      <w:pPr>
-        <w:pStyle w:val="a"/>
-      </w:pPr>
-      <w:r>
-        <w:t>Grafana для визуализации</w:t>
-      </w:r>
-    </w:p>
-    <w:p>
-      <w:pPr>
-        <w:pStyle w:val="a"/>
-      </w:pPr>
-      <w:r>
-        <w:t>Sentry для отслеживания ошибок</w:t>
+      <w:proofErr w:type="spellStart"/>
+      <w:r>
+        <w:t>Prometheus</w:t>
+      </w:r>
+      <w:proofErr w:type="spellEnd"/>
+      <w:r>
+        <w:t xml:space="preserve"> для метрик</w:t>
+      </w:r>
+    </w:p>
+    <w:p>
+      <w:pPr>
+        <w:pStyle w:val="a"/>
+      </w:pPr>
+      <w:proofErr w:type="spellStart"/>
+      <w:r>
+        <w:t>Grafana</w:t>
+      </w:r>
+      <w:proofErr w:type="spellEnd"/>
+      <w:r>
+        <w:t xml:space="preserve"> для визуализации</w:t>
+      </w:r>
+    </w:p>
+    <w:p>
+      <w:pPr>
+        <w:pStyle w:val="a"/>
+      </w:pPr>
+      <w:proofErr w:type="spellStart"/>
+      <w:r>
+        <w:t>Sentry</w:t>
+      </w:r>
+      <w:proofErr w:type="spellEnd"/>
+      <w:r>
+        <w:t xml:space="preserve"> для отслеживания ошибок</w:t>
       </w:r>
     </w:p>
     <w:p>
@@ -2430,8 +2748,13 @@
         </w:numPr>
         <w:ind w:left="645"/>
       </w:pPr>
-      <w:r>
-        <w:t>Логирование:</w:t>
+      <w:proofErr w:type="spellStart"/>
+      <w:r>
+        <w:t>Логирование</w:t>
+      </w:r>
+      <w:proofErr w:type="spellEnd"/>
+      <w:r>
+        <w:t>:</w:t>
       </w:r>
     </w:p>
     <w:p>
@@ -2467,11 +2790,33 @@
           <w:lang w:val="en-US"/>
         </w:rPr>
       </w:pPr>
-      <w:r>
-        <w:rPr>
-          <w:lang w:val="en-US"/>
-        </w:rPr>
-        <w:t>Уровни логирования: DEBUG, INFO, WARNING, ERROR</w:t>
+      <w:proofErr w:type="spellStart"/>
+      <w:r>
+        <w:rPr>
+          <w:lang w:val="en-US"/>
+        </w:rPr>
+        <w:t>Уровни</w:t>
+      </w:r>
+      <w:proofErr w:type="spellEnd"/>
+      <w:r>
+        <w:rPr>
+          <w:lang w:val="en-US"/>
+        </w:rPr>
+        <w:t xml:space="preserve"> </w:t>
+      </w:r>
+      <w:proofErr w:type="spellStart"/>
+      <w:r>
+        <w:rPr>
+          <w:lang w:val="en-US"/>
+        </w:rPr>
+        <w:t>логирования</w:t>
+      </w:r>
+      <w:proofErr w:type="spellEnd"/>
+      <w:r>
+        <w:rPr>
+          <w:lang w:val="en-US"/>
+        </w:rPr>
+        <w:t>: DEBUG, INFO, WARNING, ERROR</w:t>
       </w:r>
     </w:p>
     <w:p>
@@ -2500,67 +2845,136 @@
       <w:pPr>
         <w:pStyle w:val="a"/>
       </w:pPr>
-      <w:r>
-        <w:t>Pytest для бэкенда</w:t>
-      </w:r>
-    </w:p>
-    <w:p>
-      <w:pPr>
-        <w:pStyle w:val="a"/>
-      </w:pPr>
-      <w:r>
-        <w:t>Jest/Vitest для фронтенда</w:t>
-      </w:r>
-    </w:p>
-    <w:p>
-      <w:pPr>
-        <w:pStyle w:val="a"/>
-      </w:pPr>
-      <w:r>
-        <w:t>Selenium для e2e тестов</w:t>
-      </w:r>
-    </w:p>
-    <w:p>
-      <w:pPr>
-        <w:pStyle w:val="a"/>
-      </w:pPr>
-      <w:r>
-        <w:t>GitHub Actions для CI/CD</w:t>
+      <w:proofErr w:type="spellStart"/>
+      <w:r>
+        <w:t>Pytest</w:t>
+      </w:r>
+      <w:proofErr w:type="spellEnd"/>
+      <w:r>
+        <w:t xml:space="preserve"> для </w:t>
+      </w:r>
+      <w:proofErr w:type="spellStart"/>
+      <w:r>
+        <w:t>бэкенда</w:t>
+      </w:r>
+      <w:proofErr w:type="spellEnd"/>
+    </w:p>
+    <w:p>
+      <w:pPr>
+        <w:pStyle w:val="a"/>
+      </w:pPr>
+      <w:proofErr w:type="spellStart"/>
+      <w:r>
+        <w:t>Jest</w:t>
+      </w:r>
+      <w:proofErr w:type="spellEnd"/>
+      <w:r>
+        <w:t>/</w:t>
+      </w:r>
+      <w:proofErr w:type="spellStart"/>
+      <w:r>
+        <w:t>Vitest</w:t>
+      </w:r>
+      <w:proofErr w:type="spellEnd"/>
+      <w:r>
+        <w:t xml:space="preserve"> для </w:t>
+      </w:r>
+      <w:proofErr w:type="spellStart"/>
+      <w:r>
+        <w:t>фронтенда</w:t>
+      </w:r>
+      <w:proofErr w:type="spellEnd"/>
+    </w:p>
+    <w:p>
+      <w:pPr>
+        <w:pStyle w:val="a"/>
+      </w:pPr>
+      <w:proofErr w:type="spellStart"/>
+      <w:r>
+        <w:t>Selenium</w:t>
+      </w:r>
+      <w:proofErr w:type="spellEnd"/>
+      <w:r>
+        <w:t xml:space="preserve"> для e2e тестов</w:t>
+      </w:r>
+    </w:p>
+    <w:p>
+      <w:pPr>
+        <w:pStyle w:val="a"/>
+      </w:pPr>
+      <w:proofErr w:type="spellStart"/>
+      <w:r>
+        <w:t>GitHub</w:t>
+      </w:r>
+      <w:proofErr w:type="spellEnd"/>
+      <w:r>
+        <w:t xml:space="preserve"> </w:t>
+      </w:r>
+      <w:proofErr w:type="spellStart"/>
+      <w:r>
+        <w:t>Actions</w:t>
+      </w:r>
+      <w:proofErr w:type="spellEnd"/>
+      <w:r>
+        <w:t xml:space="preserve"> для CI/CD</w:t>
       </w:r>
     </w:p>
     <w:p>
       <w:pPr>
         <w:pStyle w:val="1"/>
       </w:pPr>
-      <w:bookmarkStart w:id="8" w:name="_Toc213232345"/>
+      <w:bookmarkStart w:id="9" w:name="_Toc213232345"/>
       <w:r>
         <w:lastRenderedPageBreak/>
         <w:t>Обращение к программе</w:t>
       </w:r>
-      <w:bookmarkEnd w:id="8"/>
-    </w:p>
-    <w:p>
-      <w:r>
-        <w:t>Запуск серверной части системы осуществляется как системная служба операционной системы сервера. При запуске системы происходит автоматическая загрузка конфигурационного файла с параметрами работы, после чего выполняется инициализация подключения к базе данных и запуск REST API сервера для обработки запросов. Следующим этапом осуществляется запуск WebSocket сервера для обеспечения работы в реальном времени и загрузка всех остальных модулей системы. После успешного запуска всех компонентов система переходит в режим ожидания входящих запросов от клиентских приложений, готовая к обработк</w:t>
-      </w:r>
-      <w:r>
-        <w:t>е данных и выполнению операций.</w:t>
-      </w:r>
-    </w:p>
-    <w:p>
-      <w:r>
-        <w:t>Клиентская часть системы реализована в виде веб-приложения, доступного через браузеры на различных устройствах. Подключение к серверной части системы происходит при открытии веб-страницы приложения и успешном прохождении процедуры авторизации пользователя. После аутентификации осуществляется загрузка необходимых данных с сервера, устанавливается постоянное WebSocket соединение для мгновенного обмена данными, а также отображается основной пользовательский интерфейс с дашбордом и инструментами управления. После успешного запуска клиентское приложение автоматически поддерживает синхронизацию данных с сервером, обеспечивая получение обновлений в реальном времени без необх</w:t>
-      </w:r>
-      <w:r>
-        <w:t>одимости перезагрузки страницы.</w:t>
-      </w:r>
-    </w:p>
-    <w:p>
-      <w:r>
-        <w:t>Управление системой и передача данных между клиентом и сервером организованы через два основных канала связи: HTTP запросы к REST API для стандартных операций с данными и постоянное WebSocket соединение для мгновенной передачи ув</w:t>
-      </w:r>
-      <w:r>
-        <w:t>едомлений и обновлений статусов</w:t>
+      <w:bookmarkEnd w:id="9"/>
+    </w:p>
+    <w:p>
+      <w:r>
+        <w:t xml:space="preserve">Запуск серверной части системы осуществляется как системная служба операционной системы сервера. При запуске системы происходит автоматическая загрузка конфигурационного файла с параметрами работы, после чего выполняется инициализация подключения к базе данных и запуск REST API сервера для обработки запросов. Следующим этапом осуществляется запуск </w:t>
+      </w:r>
+      <w:proofErr w:type="spellStart"/>
+      <w:r>
+        <w:t>WebSocket</w:t>
+      </w:r>
+      <w:proofErr w:type="spellEnd"/>
+      <w:r>
+        <w:t xml:space="preserve"> сервера для обеспечения работы в реальном времени и загрузка всех остальных модулей системы. После успешного запуска всех компонентов система переходит в режим ожидания входящих запросов от клиентских приложений, готовая к обработке данных и выполнению операций.</w:t>
+      </w:r>
+    </w:p>
+    <w:p>
+      <w:r>
+        <w:t xml:space="preserve">Клиентская часть системы реализована в виде веб-приложения, доступного через браузеры на различных устройствах. Подключение к серверной части системы происходит при открытии веб-страницы приложения и успешном прохождении процедуры авторизации пользователя. После аутентификации осуществляется загрузка необходимых данных с сервера, устанавливается постоянное </w:t>
+      </w:r>
+      <w:proofErr w:type="spellStart"/>
+      <w:r>
+        <w:t>WebSocket</w:t>
+      </w:r>
+      <w:proofErr w:type="spellEnd"/>
+      <w:r>
+        <w:t xml:space="preserve"> соединение для мгновенного обмена данными, а также отображается основной пользовательский интерфейс с </w:t>
+      </w:r>
+      <w:proofErr w:type="spellStart"/>
+      <w:r>
+        <w:t>дашбордом</w:t>
+      </w:r>
+      <w:proofErr w:type="spellEnd"/>
+      <w:r>
+        <w:t xml:space="preserve"> и инструментами управления. После успешного запуска клиентское приложение автоматически поддерживает синхронизацию данных с сервером, обеспечивая получение обновлений в реальном времени без необходимости перезагрузки страницы.</w:t>
+      </w:r>
+    </w:p>
+    <w:p>
+      <w:r>
+        <w:t xml:space="preserve">Управление системой и передача данных между клиентом и сервером организованы через два основных канала связи: HTTP запросы к REST API для стандартных операций с данными и постоянное </w:t>
+      </w:r>
+      <w:proofErr w:type="spellStart"/>
+      <w:r>
+        <w:t>WebSocket</w:t>
+      </w:r>
+      <w:proofErr w:type="spellEnd"/>
+      <w:r>
+        <w:t xml:space="preserve"> соединение для мгновенной передачи уведомлений и обновлений статусов</w:t>
       </w:r>
       <w:r>
         <w:t xml:space="preserve">. </w:t>
@@ -2570,16 +2984,24 @@
       <w:pPr>
         <w:pStyle w:val="1"/>
       </w:pPr>
-      <w:bookmarkStart w:id="9" w:name="_Toc213232349"/>
+      <w:bookmarkStart w:id="10" w:name="_Toc213232349"/>
       <w:r>
         <w:lastRenderedPageBreak/>
         <w:t>Входные и выходные данные</w:t>
       </w:r>
-      <w:bookmarkEnd w:id="9"/>
-    </w:p>
-    <w:p>
-      <w:r>
-        <w:t>В данном разделе приведено описание организации используемой входной и выходной информации в системе уп</w:t>
+      <w:bookmarkEnd w:id="10"/>
+    </w:p>
+    <w:p>
+      <w:r>
+        <w:t xml:space="preserve">В данном разделе приведено описание </w:t>
+      </w:r>
+      <w:proofErr w:type="gramStart"/>
+      <w:r>
+        <w:t>организации</w:t>
+      </w:r>
+      <w:proofErr w:type="gramEnd"/>
+      <w:r>
+        <w:t xml:space="preserve"> используемой входной и выходной информации в системе уп</w:t>
       </w:r>
       <w:r>
         <w:t>равления личной продуктивностью</w:t>
@@ -2625,7 +3047,15 @@
     </w:p>
     <w:p>
       <w:r>
-        <w:t>Организация выходной информации предусматривает передачу всех обработанных данных от сервера к клиенту также в формате JSON. На стороне клиентского приложения полученная информация преобразуется в удобные для восприятия пользователем форматы: графические элементы (диаграммы прогресса, тепловые карты занятости, канбан-доски), текстовые представления (списки задач, описания проектов, содержание заметок) и календарные интерфейсы. Такое преобразование обеспечивает наглядность представления данных и удобство работы с системой, позволяя пользователю быстро оценивать свою продуктивно</w:t>
+        <w:t xml:space="preserve">Организация выходной информации предусматривает передачу всех обработанных данных от сервера к клиенту также в формате JSON. На стороне клиентского приложения полученная информация преобразуется в удобные для восприятия пользователем форматы: графические элементы (диаграммы прогресса, тепловые карты занятости, </w:t>
+      </w:r>
+      <w:proofErr w:type="spellStart"/>
+      <w:r>
+        <w:t>канбан</w:t>
+      </w:r>
+      <w:proofErr w:type="spellEnd"/>
+      <w:r>
+        <w:t>-доски), текстовые представления (списки задач, описания проектов, содержание заметок) и календарные интерфейсы. Такое преобразование обеспечивает наглядность представления данных и удобство работы с системой, позволяя пользователю быстро оценивать свою продуктивно</w:t>
       </w:r>
       <w:r>
         <w:t>сть и управлять своими задачами</w:t>
@@ -2638,12 +3068,12 @@
       <w:pPr>
         <w:pStyle w:val="1"/>
       </w:pPr>
-      <w:bookmarkStart w:id="10" w:name="_Toc213232350"/>
+      <w:bookmarkStart w:id="11" w:name="_Toc213232350"/>
       <w:r>
         <w:lastRenderedPageBreak/>
         <w:t>Сообщения</w:t>
       </w:r>
-      <w:bookmarkEnd w:id="10"/>
+      <w:bookmarkEnd w:id="11"/>
     </w:p>
     <w:bookmarkEnd w:id="2"/>
     <w:bookmarkEnd w:id="3"/>
@@ -2691,15 +3121,13 @@
       <w:r>
         <w:t xml:space="preserve"> поддержку для решения проблемы</w:t>
       </w:r>
-      <w:bookmarkStart w:id="11" w:name="_GoBack"/>
-      <w:bookmarkEnd w:id="11"/>
       <w:r>
         <w:t>.</w:t>
       </w:r>
     </w:p>
     <w:p/>
     <w:sectPr>
-      <w:headerReference w:type="default" r:id="rId5"/>
+      <w:headerReference w:type="default" r:id="rId7"/>
       <w:pgSz w:w="11906" w:h="16838"/>
       <w:pgMar w:top="1134" w:right="567" w:bottom="1134" w:left="1134" w:header="708" w:footer="708" w:gutter="0"/>
       <w:pgNumType w:start="1"/>
@@ -2708,6 +3136,56 @@
     </w:sectPr>
   </w:body>
 </w:document>
+</file>
+
+<file path=word/endnotes.xml><?xml version="1.0" encoding="utf-8"?>
+<w:endnotes xmlns:wpc="http://schemas.microsoft.com/office/word/2010/wordprocessingCanvas" xmlns:cx="http://schemas.microsoft.com/office/drawing/2014/chartex" xmlns:mc="http://schemas.openxmlformats.org/markup-compatibility/2006" xmlns:o="urn:schemas-microsoft-com:office:office" xmlns:r="http://schemas.openxmlformats.org/officeDocument/2006/relationships" xmlns:m="http://schemas.openxmlformats.org/officeDocument/2006/math" xmlns:v="urn:schemas-microsoft-com:vml" xmlns:wp14="http://schemas.microsoft.com/office/word/2010/wordprocessingDrawing" xmlns:wp="http://schemas.openxmlformats.org/drawingml/2006/wordprocessingDrawing" xmlns:w10="urn:schemas-microsoft-com:office:word" xmlns:w="http://schemas.openxmlformats.org/wordprocessingml/2006/main" xmlns:w14="http://schemas.microsoft.com/office/word/2010/wordml" xmlns:w15="http://schemas.microsoft.com/office/word/2012/wordml" xmlns:w16se="http://schemas.microsoft.com/office/word/2015/wordml/symex" xmlns:wpg="http://schemas.microsoft.com/office/word/2010/wordprocessingGroup" xmlns:wpi="http://schemas.microsoft.com/office/word/2010/wordprocessingInk" xmlns:wne="http://schemas.microsoft.com/office/word/2006/wordml" xmlns:wps="http://schemas.microsoft.com/office/word/2010/wordprocessingShape" mc:Ignorable="w14 w15 w16se wp14">
+  <w:endnote w:type="separator" w:id="-1">
+    <w:p>
+      <w:pPr>
+        <w:spacing w:before="0" w:line="240" w:lineRule="auto"/>
+      </w:pPr>
+      <w:r>
+        <w:separator/>
+      </w:r>
+    </w:p>
+  </w:endnote>
+  <w:endnote w:type="continuationSeparator" w:id="0">
+    <w:p>
+      <w:pPr>
+        <w:spacing w:before="0" w:line="240" w:lineRule="auto"/>
+      </w:pPr>
+      <w:r>
+        <w:continuationSeparator/>
+      </w:r>
+    </w:p>
+  </w:endnote>
+</w:endnotes>
+</file>
+
+<file path=word/footnotes.xml><?xml version="1.0" encoding="utf-8"?>
+<w:footnotes xmlns:wpc="http://schemas.microsoft.com/office/word/2010/wordprocessingCanvas" xmlns:cx="http://schemas.microsoft.com/office/drawing/2014/chartex" xmlns:mc="http://schemas.openxmlformats.org/markup-compatibility/2006" xmlns:o="urn:schemas-microsoft-com:office:office" xmlns:r="http://schemas.openxmlformats.org/officeDocument/2006/relationships" xmlns:m="http://schemas.openxmlformats.org/officeDocument/2006/math" xmlns:v="urn:schemas-microsoft-com:vml" xmlns:wp14="http://schemas.microsoft.com/office/word/2010/wordprocessingDrawing" xmlns:wp="http://schemas.openxmlformats.org/drawingml/2006/wordprocessingDrawing" xmlns:w10="urn:schemas-microsoft-com:office:word" xmlns:w="http://schemas.openxmlformats.org/wordprocessingml/2006/main" xmlns:w14="http://schemas.microsoft.com/office/word/2010/wordml" xmlns:w15="http://schemas.microsoft.com/office/word/2012/wordml" xmlns:w16se="http://schemas.microsoft.com/office/word/2015/wordml/symex" xmlns:wpg="http://schemas.microsoft.com/office/word/2010/wordprocessingGroup" xmlns:wpi="http://schemas.microsoft.com/office/word/2010/wordprocessingInk" xmlns:wne="http://schemas.microsoft.com/office/word/2006/wordml" xmlns:wps="http://schemas.microsoft.com/office/word/2010/wordprocessingShape" mc:Ignorable="w14 w15 w16se wp14">
+  <w:footnote w:type="separator" w:id="-1">
+    <w:p>
+      <w:pPr>
+        <w:spacing w:before="0" w:line="240" w:lineRule="auto"/>
+      </w:pPr>
+      <w:r>
+        <w:separator/>
+      </w:r>
+    </w:p>
+  </w:footnote>
+  <w:footnote w:type="continuationSeparator" w:id="0">
+    <w:p>
+      <w:pPr>
+        <w:spacing w:before="0" w:line="240" w:lineRule="auto"/>
+      </w:pPr>
+      <w:r>
+        <w:continuationSeparator/>
+      </w:r>
+    </w:p>
+  </w:footnote>
+</w:footnotes>
 </file>
 
 <file path=word/header1.xml><?xml version="1.0" encoding="utf-8"?>
@@ -2745,7 +3223,7 @@
         <w:rStyle w:val="a8"/>
         <w:noProof/>
       </w:rPr>
-      <w:t>9</w:t>
+      <w:t>2</w:t>
     </w:r>
     <w:r>
       <w:rPr>
@@ -3887,6 +4365,7 @@
   </w:style>
   <w:style w:type="character" w:customStyle="1" w:styleId="30">
     <w:name w:val="Заголовок 3 Знак"/>
+    <w:aliases w:val="vgu_Header3 Знак"/>
     <w:basedOn w:val="a1"/>
     <w:link w:val="3"/>
     <w:uiPriority w:val="9"/>
@@ -3901,6 +4380,7 @@
   </w:style>
   <w:style w:type="character" w:customStyle="1" w:styleId="40">
     <w:name w:val="Заголовок 4 Знак"/>
+    <w:aliases w:val="vgu_Header4 Знак"/>
     <w:basedOn w:val="a1"/>
     <w:link w:val="4"/>
     <w:uiPriority w:val="9"/>
@@ -3916,6 +4396,7 @@
   </w:style>
   <w:style w:type="character" w:customStyle="1" w:styleId="50">
     <w:name w:val="Заголовок 5 Знак"/>
+    <w:aliases w:val="vgu_Header5 Знак"/>
     <w:basedOn w:val="a1"/>
     <w:link w:val="5"/>
     <w:uiPriority w:val="9"/>
@@ -3929,6 +4410,7 @@
   </w:style>
   <w:style w:type="character" w:customStyle="1" w:styleId="60">
     <w:name w:val="Заголовок 6 Знак"/>
+    <w:aliases w:val="vgu_Header6 Знак"/>
     <w:basedOn w:val="a1"/>
     <w:link w:val="6"/>
     <w:uiPriority w:val="9"/>
@@ -3942,6 +4424,7 @@
   </w:style>
   <w:style w:type="character" w:customStyle="1" w:styleId="70">
     <w:name w:val="Заголовок 7 Знак"/>
+    <w:aliases w:val="vgu_Header7 Знак"/>
     <w:basedOn w:val="a1"/>
     <w:link w:val="7"/>
     <w:uiPriority w:val="9"/>
@@ -3955,6 +4438,7 @@
   </w:style>
   <w:style w:type="character" w:customStyle="1" w:styleId="80">
     <w:name w:val="Заголовок 8 Знак"/>
+    <w:aliases w:val="vgu_Header8 Знак"/>
     <w:basedOn w:val="a1"/>
     <w:link w:val="8"/>
     <w:uiPriority w:val="9"/>
@@ -3968,6 +4452,7 @@
   </w:style>
   <w:style w:type="character" w:customStyle="1" w:styleId="90">
     <w:name w:val="Заголовок 9 Знак"/>
+    <w:aliases w:val="vgu_Header9 Знак"/>
     <w:basedOn w:val="a1"/>
     <w:link w:val="9"/>
     <w:uiPriority w:val="9"/>

--- a/Руководство программиста.docx
+++ b/Руководство программиста.docx
@@ -1,6 +1,6 @@
 
 <file path=word/document.xml><?xml version="1.0" encoding="utf-8"?>
-<w:document xmlns:wpc="http://schemas.microsoft.com/office/word/2010/wordprocessingCanvas" xmlns:cx="http://schemas.microsoft.com/office/drawing/2014/chartex" xmlns:mc="http://schemas.openxmlformats.org/markup-compatibility/2006" xmlns:o="urn:schemas-microsoft-com:office:office" xmlns:r="http://schemas.openxmlformats.org/officeDocument/2006/relationships" xmlns:m="http://schemas.openxmlformats.org/officeDocument/2006/math" xmlns:v="urn:schemas-microsoft-com:vml" xmlns:wp14="http://schemas.microsoft.com/office/word/2010/wordprocessingDrawing" xmlns:wp="http://schemas.openxmlformats.org/drawingml/2006/wordprocessingDrawing" xmlns:w10="urn:schemas-microsoft-com:office:word" xmlns:w="http://schemas.openxmlformats.org/wordprocessingml/2006/main" xmlns:w14="http://schemas.microsoft.com/office/word/2010/wordml" xmlns:w15="http://schemas.microsoft.com/office/word/2012/wordml" xmlns:w16se="http://schemas.microsoft.com/office/word/2015/wordml/symex" xmlns:wpg="http://schemas.microsoft.com/office/word/2010/wordprocessingGroup" xmlns:wpi="http://schemas.microsoft.com/office/word/2010/wordprocessingInk" xmlns:wne="http://schemas.microsoft.com/office/word/2006/wordml" xmlns:wps="http://schemas.microsoft.com/office/word/2010/wordprocessingShape" mc:Ignorable="w14 w15 w16se wp14">
+<w:document xmlns:wpc="http://schemas.microsoft.com/office/word/2010/wordprocessingCanvas" xmlns:cx="http://schemas.microsoft.com/office/drawing/2014/chartex" xmlns:cx1="http://schemas.microsoft.com/office/drawing/2015/9/8/chartex" xmlns:cx2="http://schemas.microsoft.com/office/drawing/2015/10/21/chartex" xmlns:cx3="http://schemas.microsoft.com/office/drawing/2016/5/9/chartex" xmlns:cx4="http://schemas.microsoft.com/office/drawing/2016/5/10/chartex" xmlns:cx5="http://schemas.microsoft.com/office/drawing/2016/5/11/chartex" xmlns:cx6="http://schemas.microsoft.com/office/drawing/2016/5/12/chartex" xmlns:cx7="http://schemas.microsoft.com/office/drawing/2016/5/13/chartex" xmlns:cx8="http://schemas.microsoft.com/office/drawing/2016/5/14/chartex" xmlns:mc="http://schemas.openxmlformats.org/markup-compatibility/2006" xmlns:aink="http://schemas.microsoft.com/office/drawing/2016/ink" xmlns:am3d="http://schemas.microsoft.com/office/drawing/2017/model3d" xmlns:o="urn:schemas-microsoft-com:office:office" xmlns:oel="http://schemas.microsoft.com/office/2019/extlst" xmlns:r="http://schemas.openxmlformats.org/officeDocument/2006/relationships" xmlns:m="http://schemas.openxmlformats.org/officeDocument/2006/math" xmlns:v="urn:schemas-microsoft-com:vml" xmlns:wp14="http://schemas.microsoft.com/office/word/2010/wordprocessingDrawing" xmlns:wp="http://schemas.openxmlformats.org/drawingml/2006/wordprocessingDrawing" xmlns:w10="urn:schemas-microsoft-com:office:word" xmlns:w="http://schemas.openxmlformats.org/wordprocessingml/2006/main" xmlns:w14="http://schemas.microsoft.com/office/word/2010/wordml" xmlns:w15="http://schemas.microsoft.com/office/word/2012/wordml" xmlns:w16cex="http://schemas.microsoft.com/office/word/2018/wordml/cex" xmlns:w16cid="http://schemas.microsoft.com/office/word/2016/wordml/cid" xmlns:w16="http://schemas.microsoft.com/office/word/2018/wordml" xmlns:w16du="http://schemas.microsoft.com/office/word/2023/wordml/word16du" xmlns:w16sdtdh="http://schemas.microsoft.com/office/word/2020/wordml/sdtdatahash" xmlns:w16sdtfl="http://schemas.microsoft.com/office/word/2024/wordml/sdtformatlock" xmlns:w16se="http://schemas.microsoft.com/office/word/2015/wordml/symex" xmlns:wpg="http://schemas.microsoft.com/office/word/2010/wordprocessingGroup" xmlns:wpi="http://schemas.microsoft.com/office/word/2010/wordprocessingInk" xmlns:wne="http://schemas.microsoft.com/office/word/2006/wordml" xmlns:wps="http://schemas.microsoft.com/office/word/2010/wordprocessingShape" mc:Ignorable="w14 w15 w16se w16cid w16 w16cex w16sdtdh w16sdtfl w16du wp14">
   <w:body>
     <w:p>
       <w:pPr>
@@ -204,28 +204,12 @@
     </w:p>
     <w:p>
       <w:r>
-        <w:t xml:space="preserve">Настоящий документ содержит основные положения и сведения, необходимые для работы программиста с Системой управления личной </w:t>
-      </w:r>
-      <w:proofErr w:type="spellStart"/>
-      <w:r>
-        <w:t>продуктивностиа</w:t>
-      </w:r>
-      <w:proofErr w:type="spellEnd"/>
-      <w:r>
-        <w:t>.</w:t>
-      </w:r>
-    </w:p>
-    <w:p>
-      <w:r>
-        <w:t xml:space="preserve">Документ разработан согласно требованиям следующих нормативных документов: ГОСТ 19.504-79, СТП </w:t>
-      </w:r>
-      <w:proofErr w:type="spellStart"/>
-      <w:r>
-        <w:t>ВятГУ</w:t>
-      </w:r>
-      <w:proofErr w:type="spellEnd"/>
-      <w:r>
-        <w:t xml:space="preserve"> 101-2004.</w:t>
+        <w:t>Настоящий документ содержит основные положения и сведения, необходимые для работы программиста с Системой управления личной продуктивностиа.</w:t>
+      </w:r>
+    </w:p>
+    <w:p>
+      <w:r>
+        <w:t>Документ разработан согласно требованиям следующих нормативных документов: ГОСТ 19.504-79, СТП ВятГУ 101-2004.</w:t>
       </w:r>
     </w:p>
     <w:p>
@@ -1527,12 +1511,7 @@
         <w:t>управления личной продуктивности</w:t>
       </w:r>
       <w:r>
-        <w:t>, а та</w:t>
-      </w:r>
-      <w:bookmarkStart w:id="4" w:name="_GoBack"/>
-      <w:bookmarkEnd w:id="4"/>
-      <w:r>
-        <w:t>кже условия для ее применения.</w:t>
+        <w:t>, а также условия для ее применения.</w:t>
       </w:r>
     </w:p>
     <w:p>
@@ -1543,11 +1522,11 @@
         </w:tabs>
         <w:ind w:left="0" w:firstLine="851"/>
       </w:pPr>
-      <w:bookmarkStart w:id="5" w:name="_Toc213232341"/>
+      <w:bookmarkStart w:id="4" w:name="_Toc213232341"/>
       <w:r>
         <w:t>Назначение и функции, выполняемые программой</w:t>
       </w:r>
-      <w:bookmarkEnd w:id="5"/>
+      <w:bookmarkEnd w:id="4"/>
     </w:p>
     <w:p>
       <w:r>
@@ -1620,7 +1599,22 @@
         <w:pStyle w:val="a"/>
       </w:pPr>
       <w:r>
-        <w:t>Модуль синхронизации с внешними сервисами</w:t>
+        <w:t xml:space="preserve">Модуль </w:t>
+      </w:r>
+      <w:r>
+        <w:t>импорта данных из</w:t>
+      </w:r>
+      <w:r>
+        <w:t xml:space="preserve"> внешн</w:t>
+      </w:r>
+      <w:r>
+        <w:t>их</w:t>
+      </w:r>
+      <w:r>
+        <w:t xml:space="preserve"> сервис</w:t>
+      </w:r>
+      <w:r>
+        <w:t>ов</w:t>
       </w:r>
     </w:p>
     <w:p>
@@ -1639,11 +1633,11 @@
         </w:tabs>
         <w:ind w:left="0" w:firstLine="851"/>
       </w:pPr>
-      <w:bookmarkStart w:id="6" w:name="_Toc213232342"/>
+      <w:bookmarkStart w:id="5" w:name="_Toc213232342"/>
       <w:r>
         <w:t>Требования к техническому обеспечению</w:t>
       </w:r>
-      <w:bookmarkEnd w:id="6"/>
+      <w:bookmarkEnd w:id="5"/>
     </w:p>
     <w:p>
       <w:r>
@@ -1719,39 +1713,7 @@
         <w:ind w:left="1276" w:hanging="425"/>
       </w:pPr>
       <w:r>
-        <w:t xml:space="preserve">Операционная система: </w:t>
-      </w:r>
-      <w:proofErr w:type="spellStart"/>
-      <w:r>
-        <w:t>Linux</w:t>
-      </w:r>
-      <w:proofErr w:type="spellEnd"/>
-      <w:r>
-        <w:t xml:space="preserve"> (</w:t>
-      </w:r>
-      <w:proofErr w:type="spellStart"/>
-      <w:r>
-        <w:t>Ubuntu</w:t>
-      </w:r>
-      <w:proofErr w:type="spellEnd"/>
-      <w:r>
-        <w:t xml:space="preserve"> 20.04+), </w:t>
-      </w:r>
-      <w:proofErr w:type="spellStart"/>
-      <w:r>
-        <w:t>Windows</w:t>
-      </w:r>
-      <w:proofErr w:type="spellEnd"/>
-      <w:r>
-        <w:t xml:space="preserve"> </w:t>
-      </w:r>
-      <w:proofErr w:type="spellStart"/>
-      <w:r>
-        <w:t>Server</w:t>
-      </w:r>
-      <w:proofErr w:type="spellEnd"/>
-      <w:r>
-        <w:t xml:space="preserve"> 2019+</w:t>
+        <w:t>Операционная система: Linux (Ubuntu 20.04+), Windows Server 2019+</w:t>
       </w:r>
     </w:p>
     <w:p>
@@ -1822,12 +1784,12 @@
         </w:tabs>
         <w:ind w:left="0" w:firstLine="851"/>
       </w:pPr>
-      <w:bookmarkStart w:id="7" w:name="_Toc213232343"/>
+      <w:bookmarkStart w:id="6" w:name="_Toc213232343"/>
       <w:r>
         <w:lastRenderedPageBreak/>
         <w:t>Требования к технологическому стеку</w:t>
       </w:r>
-      <w:bookmarkEnd w:id="7"/>
+      <w:bookmarkEnd w:id="6"/>
     </w:p>
     <w:p>
       <w:r>
@@ -1835,66 +1797,32 @@
       </w:r>
     </w:p>
     <w:p>
-      <w:proofErr w:type="spellStart"/>
-      <w:r>
-        <w:t>Бэкенд</w:t>
-      </w:r>
-      <w:proofErr w:type="spellEnd"/>
-      <w:r>
-        <w:t>:</w:t>
-      </w:r>
-    </w:p>
-    <w:p>
-      <w:pPr>
-        <w:pStyle w:val="a"/>
-      </w:pPr>
-      <w:proofErr w:type="spellStart"/>
-      <w:r>
-        <w:t>Python</w:t>
-      </w:r>
-      <w:proofErr w:type="spellEnd"/>
-      <w:r>
-        <w:t xml:space="preserve"> 3.11+</w:t>
-      </w:r>
-    </w:p>
-    <w:p>
-      <w:pPr>
-        <w:pStyle w:val="a"/>
-      </w:pPr>
-      <w:r>
-        <w:t xml:space="preserve">Фреймворк: </w:t>
-      </w:r>
-      <w:proofErr w:type="spellStart"/>
-      <w:r>
-        <w:t>Django</w:t>
-      </w:r>
-      <w:proofErr w:type="spellEnd"/>
-      <w:r>
-        <w:t xml:space="preserve"> 4.2+ или </w:t>
-      </w:r>
-      <w:proofErr w:type="spellStart"/>
-      <w:r>
-        <w:t>FastAPI</w:t>
-      </w:r>
-      <w:proofErr w:type="spellEnd"/>
-      <w:r>
-        <w:t xml:space="preserve"> 0.95+</w:t>
-      </w:r>
-    </w:p>
-    <w:p>
-      <w:pPr>
-        <w:pStyle w:val="a"/>
-      </w:pPr>
-      <w:r>
-        <w:t xml:space="preserve">База данных: </w:t>
-      </w:r>
-      <w:proofErr w:type="spellStart"/>
-      <w:r>
-        <w:t>PostgreSQL</w:t>
-      </w:r>
-      <w:proofErr w:type="spellEnd"/>
-      <w:r>
-        <w:t xml:space="preserve"> 14+</w:t>
+      <w:r>
+        <w:t>Бэкенд:</w:t>
+      </w:r>
+    </w:p>
+    <w:p>
+      <w:pPr>
+        <w:pStyle w:val="a"/>
+      </w:pPr>
+      <w:r>
+        <w:t>Python 3.11+</w:t>
+      </w:r>
+    </w:p>
+    <w:p>
+      <w:pPr>
+        <w:pStyle w:val="a"/>
+      </w:pPr>
+      <w:r>
+        <w:t>Фреймворк: Django 4.2+ или FastAPI 0.95+</w:t>
+      </w:r>
+    </w:p>
+    <w:p>
+      <w:pPr>
+        <w:pStyle w:val="a"/>
+      </w:pPr>
+      <w:r>
+        <w:t>База данных: PostgreSQL 14+</w:t>
       </w:r>
     </w:p>
     <w:p>
@@ -1920,30 +1848,8 @@
         <w:rPr>
           <w:lang w:val="en-US"/>
         </w:rPr>
-        <w:t xml:space="preserve">: Nginx + </w:t>
-      </w:r>
-      <w:proofErr w:type="spellStart"/>
-      <w:r>
-        <w:rPr>
-          <w:lang w:val="en-US"/>
-        </w:rPr>
-        <w:t>Gunicorn</w:t>
-      </w:r>
-      <w:proofErr w:type="spellEnd"/>
-      <w:r>
-        <w:rPr>
-          <w:lang w:val="en-US"/>
-        </w:rPr>
-        <w:t>/</w:t>
-      </w:r>
-      <w:proofErr w:type="spellStart"/>
-      <w:r>
-        <w:rPr>
-          <w:lang w:val="en-US"/>
-        </w:rPr>
-        <w:t>Uvicorn</w:t>
-      </w:r>
-      <w:proofErr w:type="spellEnd"/>
+        <w:t>: Nginx + Gunicorn/Uvicorn</w:t>
+      </w:r>
     </w:p>
     <w:p>
       <w:pPr>
@@ -1952,19 +1858,11 @@
           <w:rFonts w:eastAsia="Times New Roman"/>
         </w:rPr>
       </w:pPr>
-      <w:proofErr w:type="spellStart"/>
       <w:r>
         <w:rPr>
           <w:rFonts w:eastAsia="Times New Roman"/>
         </w:rPr>
-        <w:t>Фронтенд</w:t>
-      </w:r>
-      <w:proofErr w:type="spellEnd"/>
-      <w:r>
-        <w:rPr>
-          <w:rFonts w:eastAsia="Times New Roman"/>
-        </w:rPr>
-        <w:t>:</w:t>
+        <w:t>Фронтенд:</w:t>
       </w:r>
     </w:p>
     <w:p>
@@ -1987,154 +1885,56 @@
           <w:rFonts w:eastAsia="Times New Roman"/>
           <w:lang w:val="en-US"/>
         </w:rPr>
-        <w:t>avaScript/</w:t>
-      </w:r>
-      <w:proofErr w:type="spellStart"/>
-      <w:r>
+        <w:t>avaScript/TypeScript</w:t>
+      </w:r>
+    </w:p>
+    <w:p>
+      <w:pPr>
+        <w:pStyle w:val="a"/>
         <w:rPr>
           <w:rFonts w:eastAsia="Times New Roman"/>
           <w:lang w:val="en-US"/>
         </w:rPr>
-        <w:t>TypeScript</w:t>
-      </w:r>
-      <w:proofErr w:type="spellEnd"/>
-    </w:p>
-    <w:p>
-      <w:pPr>
-        <w:pStyle w:val="a"/>
+      </w:pPr>
+      <w:r>
         <w:rPr>
           <w:rFonts w:eastAsia="Times New Roman"/>
           <w:lang w:val="en-US"/>
         </w:rPr>
-      </w:pPr>
-      <w:r>
+        <w:t>React 18+ или Vue.js 3+</w:t>
+      </w:r>
+    </w:p>
+    <w:p>
+      <w:pPr>
+        <w:pStyle w:val="a"/>
         <w:rPr>
           <w:rFonts w:eastAsia="Times New Roman"/>
           <w:lang w:val="en-US"/>
         </w:rPr>
-        <w:t xml:space="preserve">React 18+ </w:t>
-      </w:r>
-      <w:proofErr w:type="spellStart"/>
+      </w:pPr>
       <w:r>
         <w:rPr>
           <w:rFonts w:eastAsia="Times New Roman"/>
           <w:lang w:val="en-US"/>
         </w:rPr>
-        <w:t>или</w:t>
-      </w:r>
-      <w:proofErr w:type="spellEnd"/>
-      <w:r>
+        <w:t>UI-библиотека: Material-UI или Ant Design</w:t>
+      </w:r>
+    </w:p>
+    <w:p>
+      <w:pPr>
+        <w:pStyle w:val="a"/>
         <w:rPr>
           <w:rFonts w:eastAsia="Times New Roman"/>
           <w:lang w:val="en-US"/>
         </w:rPr>
-        <w:t xml:space="preserve"> Vue.js 3+</w:t>
-      </w:r>
-    </w:p>
-    <w:p>
-      <w:pPr>
-        <w:pStyle w:val="a"/>
+      </w:pPr>
+      <w:r>
         <w:rPr>
           <w:rFonts w:eastAsia="Times New Roman"/>
           <w:lang w:val="en-US"/>
         </w:rPr>
-      </w:pPr>
-      <w:r>
-        <w:rPr>
-          <w:rFonts w:eastAsia="Times New Roman"/>
-          <w:lang w:val="en-US"/>
-        </w:rPr>
-        <w:t>UI-</w:t>
-      </w:r>
-      <w:proofErr w:type="spellStart"/>
-      <w:r>
-        <w:rPr>
-          <w:rFonts w:eastAsia="Times New Roman"/>
-          <w:lang w:val="en-US"/>
-        </w:rPr>
-        <w:t>библиотека</w:t>
-      </w:r>
-      <w:proofErr w:type="spellEnd"/>
-      <w:r>
-        <w:rPr>
-          <w:rFonts w:eastAsia="Times New Roman"/>
-          <w:lang w:val="en-US"/>
-        </w:rPr>
-        <w:t xml:space="preserve">: Material-UI </w:t>
-      </w:r>
-      <w:proofErr w:type="spellStart"/>
-      <w:r>
-        <w:rPr>
-          <w:rFonts w:eastAsia="Times New Roman"/>
-          <w:lang w:val="en-US"/>
-        </w:rPr>
-        <w:t>или</w:t>
-      </w:r>
-      <w:proofErr w:type="spellEnd"/>
-      <w:r>
-        <w:rPr>
-          <w:rFonts w:eastAsia="Times New Roman"/>
-          <w:lang w:val="en-US"/>
-        </w:rPr>
-        <w:t xml:space="preserve"> Ant Design</w:t>
-      </w:r>
-    </w:p>
-    <w:p>
-      <w:pPr>
-        <w:pStyle w:val="a"/>
-        <w:rPr>
-          <w:rFonts w:eastAsia="Times New Roman"/>
-          <w:lang w:val="en-US"/>
-        </w:rPr>
-      </w:pPr>
-      <w:r>
-        <w:rPr>
-          <w:rFonts w:eastAsia="Times New Roman"/>
-          <w:lang w:val="en-US"/>
-        </w:rPr>
-        <w:t xml:space="preserve">State management: </w:t>
-      </w:r>
-      <w:proofErr w:type="spellStart"/>
-      <w:r>
-        <w:rPr>
-          <w:rFonts w:eastAsia="Times New Roman"/>
-          <w:lang w:val="en-US"/>
-        </w:rPr>
-        <w:t>Redux</w:t>
-      </w:r>
-      <w:proofErr w:type="spellEnd"/>
-      <w:r>
-        <w:rPr>
-          <w:rFonts w:eastAsia="Times New Roman"/>
-          <w:lang w:val="en-US"/>
-        </w:rPr>
-        <w:t xml:space="preserve"> Toolkit </w:t>
-      </w:r>
-      <w:proofErr w:type="spellStart"/>
-      <w:r>
-        <w:rPr>
-          <w:rFonts w:eastAsia="Times New Roman"/>
-          <w:lang w:val="en-US"/>
-        </w:rPr>
-        <w:t>или</w:t>
-      </w:r>
-      <w:proofErr w:type="spellEnd"/>
-      <w:r>
-        <w:rPr>
-          <w:rFonts w:eastAsia="Times New Roman"/>
-          <w:lang w:val="en-US"/>
-        </w:rPr>
-        <w:t xml:space="preserve"> </w:t>
-      </w:r>
-      <w:proofErr w:type="spellStart"/>
-      <w:r>
-        <w:rPr>
-          <w:rFonts w:eastAsia="Times New Roman"/>
-          <w:lang w:val="en-US"/>
-        </w:rPr>
-        <w:t>Pinia</w:t>
-      </w:r>
-      <w:proofErr w:type="spellEnd"/>
+        <w:t>State management: Redux Toolkit или Pinia</w:t>
+      </w:r>
     </w:p>
     <w:p>
       <w:pPr>
@@ -2179,7 +1979,6 @@
         </w:rPr>
         <w:t xml:space="preserve">Контроль версий: </w:t>
       </w:r>
-      <w:proofErr w:type="spellStart"/>
       <w:r>
         <w:rPr>
           <w:rFonts w:eastAsia="Times New Roman"/>
@@ -2187,7 +1986,6 @@
         </w:rPr>
         <w:t>Git</w:t>
       </w:r>
-      <w:proofErr w:type="spellEnd"/>
     </w:p>
     <w:p>
       <w:pPr>
@@ -2196,19 +1994,11 @@
           <w:rFonts w:eastAsia="Times New Roman"/>
         </w:rPr>
       </w:pPr>
-      <w:proofErr w:type="spellStart"/>
       <w:r>
         <w:rPr>
           <w:rFonts w:eastAsia="Times New Roman"/>
         </w:rPr>
-        <w:t>Репозиторий</w:t>
-      </w:r>
-      <w:proofErr w:type="spellEnd"/>
-      <w:r>
-        <w:rPr>
-          <w:rFonts w:eastAsia="Times New Roman"/>
-        </w:rPr>
-        <w:t xml:space="preserve">: </w:t>
+        <w:t xml:space="preserve">Репозиторий: </w:t>
       </w:r>
       <w:r>
         <w:rPr>
@@ -2223,7 +2013,6 @@
         </w:rPr>
         <w:t>/</w:t>
       </w:r>
-      <w:proofErr w:type="spellStart"/>
       <w:r>
         <w:rPr>
           <w:rFonts w:eastAsia="Times New Roman"/>
@@ -2231,7 +2020,6 @@
         </w:rPr>
         <w:t>GitLab</w:t>
       </w:r>
-      <w:proofErr w:type="spellEnd"/>
     </w:p>
     <w:p>
       <w:pPr>
@@ -2246,48 +2034,23 @@
           <w:rFonts w:eastAsia="Times New Roman"/>
           <w:lang w:val="en-US"/>
         </w:rPr>
-        <w:t>CI/CD: GitHub Actions/</w:t>
-      </w:r>
-      <w:proofErr w:type="spellStart"/>
-      <w:r>
+        <w:t>CI/CD: GitHub Actions/GitLab CI</w:t>
+      </w:r>
+    </w:p>
+    <w:p>
+      <w:pPr>
+        <w:pStyle w:val="a"/>
         <w:rPr>
           <w:rFonts w:eastAsia="Times New Roman"/>
           <w:lang w:val="en-US"/>
         </w:rPr>
-        <w:t>GitLab</w:t>
-      </w:r>
-      <w:proofErr w:type="spellEnd"/>
+      </w:pPr>
       <w:r>
         <w:rPr>
           <w:rFonts w:eastAsia="Times New Roman"/>
           <w:lang w:val="en-US"/>
         </w:rPr>
-        <w:t xml:space="preserve"> CI</w:t>
-      </w:r>
-    </w:p>
-    <w:p>
-      <w:pPr>
-        <w:pStyle w:val="a"/>
-        <w:rPr>
-          <w:rFonts w:eastAsia="Times New Roman"/>
-          <w:lang w:val="en-US"/>
-        </w:rPr>
-      </w:pPr>
-      <w:proofErr w:type="spellStart"/>
-      <w:r>
-        <w:rPr>
-          <w:rFonts w:eastAsia="Times New Roman"/>
-          <w:lang w:val="en-US"/>
-        </w:rPr>
-        <w:t>Контейнеризация</w:t>
-      </w:r>
-      <w:proofErr w:type="spellEnd"/>
-      <w:r>
-        <w:rPr>
-          <w:rFonts w:eastAsia="Times New Roman"/>
-          <w:lang w:val="en-US"/>
-        </w:rPr>
-        <w:t>: Docker + Docker Compose</w:t>
+        <w:t>Контейнеризация: Docker + Docker Compose</w:t>
       </w:r>
     </w:p>
     <w:p>
@@ -2307,12 +2070,12 @@
       <w:pPr>
         <w:pStyle w:val="1"/>
       </w:pPr>
-      <w:bookmarkStart w:id="8" w:name="_Toc213232344"/>
+      <w:bookmarkStart w:id="7" w:name="_Toc213232344"/>
       <w:r>
         <w:lastRenderedPageBreak/>
         <w:t>Характеристика программы</w:t>
       </w:r>
-      <w:bookmarkEnd w:id="8"/>
+      <w:bookmarkEnd w:id="7"/>
     </w:p>
     <w:p>
       <w:r>
@@ -2338,173 +2101,83 @@
     </w:p>
     <w:p>
       <w:r>
-        <w:t>Слой представления (</w:t>
-      </w:r>
-      <w:proofErr w:type="spellStart"/>
-      <w:r>
-        <w:t>Presentation</w:t>
-      </w:r>
-      <w:proofErr w:type="spellEnd"/>
-      <w:r>
+        <w:t>Слой представления (Presentation Layer):</w:t>
+      </w:r>
+    </w:p>
+    <w:p>
+      <w:r>
+        <w:t>Данный слой отвечает за взаимодействие с пользователем и предоставление данных в удобном формате.</w:t>
+      </w:r>
+    </w:p>
+    <w:p>
+      <w:r>
+        <w:t>Включает: Веб-интерфейс на React/Vue.js - обеспечивает интуитивно понятный пользовательский интерфейс для работы с системой через браузер; REST API для мобильных клиентов - предоставляет стандартизированный интерфейс для интеграции с мобильными приложениями; WebSocket для реального времени - обеспечивает мгновенное обновление данных и уведомлений без необходимости перезагрузки страницы</w:t>
+      </w:r>
+    </w:p>
+    <w:p>
+      <w:pPr>
+        <w:rPr>
+          <w:lang w:val="en-US"/>
+        </w:rPr>
+      </w:pPr>
+      <w:r>
+        <w:t>Бизнес</w:t>
+      </w:r>
+      <w:r>
+        <w:rPr>
+          <w:lang w:val="en-US"/>
+        </w:rPr>
+        <w:t>-</w:t>
+      </w:r>
+      <w:r>
+        <w:t>логика</w:t>
+      </w:r>
+      <w:r>
+        <w:rPr>
+          <w:lang w:val="en-US"/>
+        </w:rPr>
+        <w:t xml:space="preserve"> (Business Logic Layer):</w:t>
+      </w:r>
+    </w:p>
+    <w:p>
+      <w:r>
+        <w:t xml:space="preserve">Это ядро системы, где реализована основная функциональность и бизнес-правила. Состоит из: Django Views/FastAPI Routers - обрабатывают HTTP-запросы и маршрутизируют их к соответствующим обработчикам; Сервисные классы для сложной логики - инкапсулируют сложные бизнес-процессы, </w:t>
+      </w:r>
+      <w:r>
+        <w:t>такие как расчет прогресса проектов, импорт данных из внешних сервисов</w:t>
+      </w:r>
+      <w:r>
+        <w:t>, аналитика продуктивности; Валидация и обработка данных - обеспечивает корректность входных данных и их преобразование в соответствии с бизнес-требованиями</w:t>
+      </w:r>
+    </w:p>
+    <w:p>
+      <w:pPr>
+        <w:rPr>
+          <w:lang w:val="en-US"/>
+        </w:rPr>
+      </w:pPr>
+      <w:r>
+        <w:t>Слой</w:t>
+      </w:r>
+      <w:r>
+        <w:rPr>
+          <w:lang w:val="en-US"/>
+        </w:rPr>
         <w:t xml:space="preserve"> </w:t>
       </w:r>
-      <w:proofErr w:type="spellStart"/>
-      <w:r>
-        <w:t>Layer</w:t>
-      </w:r>
-      <w:proofErr w:type="spellEnd"/>
-      <w:r>
-        <w:t>):</w:t>
-      </w:r>
-    </w:p>
-    <w:p>
-      <w:r>
-        <w:t>Данный слой отвечает за взаимодействие с пользователем и предоставление данных в удобном формате.</w:t>
-      </w:r>
-    </w:p>
-    <w:p>
-      <w:r>
-        <w:t xml:space="preserve">Включает: Веб-интерфейс на </w:t>
-      </w:r>
-      <w:proofErr w:type="spellStart"/>
-      <w:r>
-        <w:t>React</w:t>
-      </w:r>
-      <w:proofErr w:type="spellEnd"/>
-      <w:r>
-        <w:t xml:space="preserve">/Vue.js - обеспечивает интуитивно понятный пользовательский интерфейс для работы с системой через браузер; REST API для мобильных клиентов - предоставляет стандартизированный интерфейс для интеграции с мобильными приложениями; </w:t>
-      </w:r>
-      <w:proofErr w:type="spellStart"/>
-      <w:r>
-        <w:t>WebSocket</w:t>
-      </w:r>
-      <w:proofErr w:type="spellEnd"/>
-      <w:r>
-        <w:t xml:space="preserve"> для реального времени - обеспечивает мгновенное обновление данных и уведомлений без необходимости перезагрузки страницы</w:t>
-      </w:r>
-    </w:p>
-    <w:p>
-      <w:pPr>
+      <w:r>
+        <w:t>данных</w:t>
+      </w:r>
+      <w:r>
         <w:rPr>
           <w:lang w:val="en-US"/>
         </w:rPr>
-      </w:pPr>
-      <w:r>
-        <w:t>Бизнес</w:t>
-      </w:r>
-      <w:r>
-        <w:rPr>
-          <w:lang w:val="en-US"/>
-        </w:rPr>
-        <w:t>-</w:t>
-      </w:r>
-      <w:r>
-        <w:t>логика</w:t>
-      </w:r>
-      <w:r>
-        <w:rPr>
-          <w:lang w:val="en-US"/>
-        </w:rPr>
-        <w:t xml:space="preserve"> (Business Logic Layer):</w:t>
-      </w:r>
-    </w:p>
-    <w:p>
-      <w:r>
-        <w:t xml:space="preserve">Это ядро системы, где реализована основная функциональность и бизнес-правила. Состоит из: </w:t>
-      </w:r>
-      <w:proofErr w:type="spellStart"/>
-      <w:r>
-        <w:t>Django</w:t>
-      </w:r>
-      <w:proofErr w:type="spellEnd"/>
-      <w:r>
-        <w:t xml:space="preserve"> </w:t>
-      </w:r>
-      <w:proofErr w:type="spellStart"/>
-      <w:r>
-        <w:t>Views</w:t>
-      </w:r>
-      <w:proofErr w:type="spellEnd"/>
-      <w:r>
-        <w:t>/</w:t>
-      </w:r>
-      <w:proofErr w:type="spellStart"/>
-      <w:r>
-        <w:t>FastAPI</w:t>
-      </w:r>
-      <w:proofErr w:type="spellEnd"/>
-      <w:r>
-        <w:t xml:space="preserve"> </w:t>
-      </w:r>
-      <w:proofErr w:type="spellStart"/>
-      <w:r>
-        <w:t>Routers</w:t>
-      </w:r>
-      <w:proofErr w:type="spellEnd"/>
-      <w:r>
-        <w:t xml:space="preserve"> - обрабатывают HTTP-запросы и маршрутизируют их к соответствующим обработчикам; Сервисные классы для сложной логики - инкапсулируют сложные бизнес-процессы, такие как расчет прогресса проектов, синхронизация календарей, аналитика продуктивности; </w:t>
-      </w:r>
-      <w:proofErr w:type="spellStart"/>
-      <w:r>
-        <w:t>Валидация</w:t>
-      </w:r>
-      <w:proofErr w:type="spellEnd"/>
-      <w:r>
-        <w:t xml:space="preserve"> и обработка данных - обеспечивает корректность входных данных и их преобразование в соответствии с бизнес-требованиями</w:t>
-      </w:r>
-    </w:p>
-    <w:p>
-      <w:pPr>
-        <w:rPr>
-          <w:lang w:val="en-US"/>
-        </w:rPr>
-      </w:pPr>
-      <w:r>
-        <w:t>Слой</w:t>
-      </w:r>
-      <w:r>
-        <w:rPr>
-          <w:lang w:val="en-US"/>
-        </w:rPr>
-        <w:t xml:space="preserve"> </w:t>
-      </w:r>
-      <w:r>
-        <w:t>данных</w:t>
-      </w:r>
-      <w:r>
-        <w:rPr>
-          <w:lang w:val="en-US"/>
-        </w:rPr>
         <w:t xml:space="preserve"> (Data Access Layer):</w:t>
       </w:r>
     </w:p>
     <w:p>
       <w:r>
-        <w:t xml:space="preserve">Обеспечивает взаимодействие с системой хранения данных. Включает: </w:t>
-      </w:r>
-      <w:proofErr w:type="spellStart"/>
-      <w:r>
-        <w:t>Django</w:t>
-      </w:r>
-      <w:proofErr w:type="spellEnd"/>
-      <w:r>
-        <w:t xml:space="preserve"> ORM/</w:t>
-      </w:r>
-      <w:proofErr w:type="spellStart"/>
-      <w:r>
-        <w:t>SQLAlchemy</w:t>
-      </w:r>
-      <w:proofErr w:type="spellEnd"/>
-      <w:r>
-        <w:t xml:space="preserve"> - предоставляет абстракцию для работы с базой данных, упрощает написание запросов и обеспечивает безопасность; Модели базы данных - определяют структуру хранения информации о задачах, проектах, заметках, событиях и пользователях; Миграции и </w:t>
-      </w:r>
-      <w:proofErr w:type="spellStart"/>
-      <w:r>
-        <w:t>seeds</w:t>
-      </w:r>
-      <w:proofErr w:type="spellEnd"/>
-      <w:r>
-        <w:t xml:space="preserve"> - обеспечивают контроль версий схемы базы данных и наполнение системы тестовыми данными для разработки</w:t>
+        <w:t>Обеспечивает взаимодействие с системой хранения данных. Включает: Django ORM/SQLAlchemy - предоставляет абстракцию для работы с базой данных, упрощает написание запросов и обеспечивает безопасность; Модели базы данных - определяют структуру хранения информации о задачах, проектах, заметках, событиях и пользователях; Миграции и seeds - обеспечивают контроль версий схемы базы данных и наполнение системы тестовыми данными для разработки</w:t>
       </w:r>
     </w:p>
     <w:p>
@@ -2514,23 +2187,7 @@
     </w:p>
     <w:p>
       <w:r>
-        <w:t xml:space="preserve">Система хранения данных организована следующим образом: </w:t>
-      </w:r>
-      <w:proofErr w:type="spellStart"/>
-      <w:r>
-        <w:t>PostgreSQL</w:t>
-      </w:r>
-      <w:proofErr w:type="spellEnd"/>
-      <w:r>
-        <w:t xml:space="preserve"> для основных данных - надежная реляционная СУБД для хранения структурированной информации о пользователях, задачах, проектах и других сущностях системы; </w:t>
-      </w:r>
-      <w:proofErr w:type="spellStart"/>
-      <w:r>
-        <w:t>Redis</w:t>
-      </w:r>
-      <w:proofErr w:type="spellEnd"/>
-      <w:r>
-        <w:t xml:space="preserve"> для кэширования и сессий - высокопроизводительное хранилище ключ-значение для кэширования часто запрашиваемых </w:t>
+        <w:t xml:space="preserve">Система хранения данных организована следующим образом: PostgreSQL для основных данных - надежная реляционная СУБД для хранения структурированной информации о пользователях, задачах, проектах и других сущностях системы; Redis для кэширования и сессий - высокопроизводительное хранилище ключ-значение для кэширования часто запрашиваемых </w:t>
       </w:r>
       <w:r>
         <w:lastRenderedPageBreak/>
@@ -2539,15 +2196,7 @@
     </w:p>
     <w:p>
       <w:r>
-        <w:t xml:space="preserve">Данная архитектура обеспечивает масштабируемость, </w:t>
-      </w:r>
-      <w:proofErr w:type="spellStart"/>
-      <w:r>
-        <w:t>поддерживаемость</w:t>
-      </w:r>
-      <w:proofErr w:type="spellEnd"/>
-      <w:r>
-        <w:t xml:space="preserve"> и надежность системы, позволяя легко расширять функциональность и адаптироваться к изменяющимся требованиям.</w:t>
+        <w:t>Данная архитектура обеспечивает масштабируемость, поддерживаемость и надежность системы, позволяя легко расширять функциональность и адаптироваться к изменяющимся требованиям.</w:t>
       </w:r>
     </w:p>
     <w:p>
@@ -2572,13 +2221,8 @@
         <w:pStyle w:val="a"/>
       </w:pPr>
       <w:r>
-        <w:t xml:space="preserve">Время отклика API: ≤ 200 </w:t>
-      </w:r>
-      <w:proofErr w:type="spellStart"/>
-      <w:r>
-        <w:t>мс</w:t>
-      </w:r>
-      <w:proofErr w:type="spellEnd"/>
+        <w:t>Время отклика API: ≤ 200 мс</w:t>
+      </w:r>
     </w:p>
     <w:p>
       <w:pPr>
@@ -2601,7 +2245,13 @@
         <w:pStyle w:val="a"/>
       </w:pPr>
       <w:r>
-        <w:t>Время синхронизации с внешними календарями: ≤ 5 секунд</w:t>
+        <w:t xml:space="preserve">Время </w:t>
+      </w:r>
+      <w:r>
+        <w:t>импорта данных из внешних сервисов</w:t>
+      </w:r>
+      <w:r>
+        <w:t>: ≤ 5 секунд</w:t>
       </w:r>
     </w:p>
     <w:p>
@@ -2651,15 +2301,7 @@
         <w:pStyle w:val="a"/>
       </w:pPr>
       <w:r>
-        <w:t xml:space="preserve">режим </w:t>
-      </w:r>
-      <w:proofErr w:type="spellStart"/>
-      <w:r>
-        <w:t>продакш</w:t>
-      </w:r>
-      <w:proofErr w:type="spellEnd"/>
-      <w:r>
-        <w:t>-режим</w:t>
+        <w:t>режим продакш-режим</w:t>
       </w:r>
       <w:r>
         <w:t>.</w:t>
@@ -2704,39 +2346,24 @@
       <w:pPr>
         <w:pStyle w:val="a"/>
       </w:pPr>
-      <w:proofErr w:type="spellStart"/>
-      <w:r>
-        <w:t>Prometheus</w:t>
-      </w:r>
-      <w:proofErr w:type="spellEnd"/>
-      <w:r>
-        <w:t xml:space="preserve"> для метрик</w:t>
-      </w:r>
-    </w:p>
-    <w:p>
-      <w:pPr>
-        <w:pStyle w:val="a"/>
-      </w:pPr>
-      <w:proofErr w:type="spellStart"/>
-      <w:r>
-        <w:t>Grafana</w:t>
-      </w:r>
-      <w:proofErr w:type="spellEnd"/>
-      <w:r>
-        <w:t xml:space="preserve"> для визуализации</w:t>
-      </w:r>
-    </w:p>
-    <w:p>
-      <w:pPr>
-        <w:pStyle w:val="a"/>
-      </w:pPr>
-      <w:proofErr w:type="spellStart"/>
-      <w:r>
-        <w:t>Sentry</w:t>
-      </w:r>
-      <w:proofErr w:type="spellEnd"/>
-      <w:r>
-        <w:t xml:space="preserve"> для отслеживания ошибок</w:t>
+      <w:r>
+        <w:t>Prometheus для метрик</w:t>
+      </w:r>
+    </w:p>
+    <w:p>
+      <w:pPr>
+        <w:pStyle w:val="a"/>
+      </w:pPr>
+      <w:r>
+        <w:t>Grafana для визуализации</w:t>
+      </w:r>
+    </w:p>
+    <w:p>
+      <w:pPr>
+        <w:pStyle w:val="a"/>
+      </w:pPr>
+      <w:r>
+        <w:t>Sentry для отслеживания ошибок</w:t>
       </w:r>
     </w:p>
     <w:p>
@@ -2748,13 +2375,8 @@
         </w:numPr>
         <w:ind w:left="645"/>
       </w:pPr>
-      <w:proofErr w:type="spellStart"/>
-      <w:r>
-        <w:t>Логирование</w:t>
-      </w:r>
-      <w:proofErr w:type="spellEnd"/>
-      <w:r>
-        <w:t>:</w:t>
+      <w:r>
+        <w:t>Логирование:</w:t>
       </w:r>
     </w:p>
     <w:p>
@@ -2790,33 +2412,11 @@
           <w:lang w:val="en-US"/>
         </w:rPr>
       </w:pPr>
-      <w:proofErr w:type="spellStart"/>
       <w:r>
         <w:rPr>
           <w:lang w:val="en-US"/>
         </w:rPr>
-        <w:t>Уровни</w:t>
-      </w:r>
-      <w:proofErr w:type="spellEnd"/>
-      <w:r>
-        <w:rPr>
-          <w:lang w:val="en-US"/>
-        </w:rPr>
-        <w:t xml:space="preserve"> </w:t>
-      </w:r>
-      <w:proofErr w:type="spellStart"/>
-      <w:r>
-        <w:rPr>
-          <w:lang w:val="en-US"/>
-        </w:rPr>
-        <w:t>логирования</w:t>
-      </w:r>
-      <w:proofErr w:type="spellEnd"/>
-      <w:r>
-        <w:rPr>
-          <w:lang w:val="en-US"/>
-        </w:rPr>
-        <w:t>: DEBUG, INFO, WARNING, ERROR</w:t>
+        <w:t>Уровни логирования: DEBUG, INFO, WARNING, ERROR</w:t>
       </w:r>
     </w:p>
     <w:p>
@@ -2845,136 +2445,58 @@
       <w:pPr>
         <w:pStyle w:val="a"/>
       </w:pPr>
-      <w:proofErr w:type="spellStart"/>
-      <w:r>
-        <w:t>Pytest</w:t>
-      </w:r>
-      <w:proofErr w:type="spellEnd"/>
-      <w:r>
-        <w:t xml:space="preserve"> для </w:t>
-      </w:r>
-      <w:proofErr w:type="spellStart"/>
-      <w:r>
-        <w:t>бэкенда</w:t>
-      </w:r>
-      <w:proofErr w:type="spellEnd"/>
-    </w:p>
-    <w:p>
-      <w:pPr>
-        <w:pStyle w:val="a"/>
-      </w:pPr>
-      <w:proofErr w:type="spellStart"/>
-      <w:r>
-        <w:t>Jest</w:t>
-      </w:r>
-      <w:proofErr w:type="spellEnd"/>
-      <w:r>
-        <w:t>/</w:t>
-      </w:r>
-      <w:proofErr w:type="spellStart"/>
-      <w:r>
-        <w:t>Vitest</w:t>
-      </w:r>
-      <w:proofErr w:type="spellEnd"/>
-      <w:r>
-        <w:t xml:space="preserve"> для </w:t>
-      </w:r>
-      <w:proofErr w:type="spellStart"/>
-      <w:r>
-        <w:t>фронтенда</w:t>
-      </w:r>
-      <w:proofErr w:type="spellEnd"/>
-    </w:p>
-    <w:p>
-      <w:pPr>
-        <w:pStyle w:val="a"/>
-      </w:pPr>
-      <w:proofErr w:type="spellStart"/>
-      <w:r>
-        <w:t>Selenium</w:t>
-      </w:r>
-      <w:proofErr w:type="spellEnd"/>
-      <w:r>
-        <w:t xml:space="preserve"> для e2e тестов</w:t>
-      </w:r>
-    </w:p>
-    <w:p>
-      <w:pPr>
-        <w:pStyle w:val="a"/>
-      </w:pPr>
-      <w:proofErr w:type="spellStart"/>
-      <w:r>
-        <w:t>GitHub</w:t>
-      </w:r>
-      <w:proofErr w:type="spellEnd"/>
-      <w:r>
-        <w:t xml:space="preserve"> </w:t>
-      </w:r>
-      <w:proofErr w:type="spellStart"/>
-      <w:r>
-        <w:t>Actions</w:t>
-      </w:r>
-      <w:proofErr w:type="spellEnd"/>
-      <w:r>
-        <w:t xml:space="preserve"> для CI/CD</w:t>
+      <w:r>
+        <w:t>Pytest для бэкенда</w:t>
+      </w:r>
+    </w:p>
+    <w:p>
+      <w:pPr>
+        <w:pStyle w:val="a"/>
+      </w:pPr>
+      <w:r>
+        <w:t>Jest/Vitest для фронтенда</w:t>
+      </w:r>
+    </w:p>
+    <w:p>
+      <w:pPr>
+        <w:pStyle w:val="a"/>
+      </w:pPr>
+      <w:r>
+        <w:t>Selenium для e2e тестов</w:t>
+      </w:r>
+    </w:p>
+    <w:p>
+      <w:pPr>
+        <w:pStyle w:val="a"/>
+      </w:pPr>
+      <w:r>
+        <w:t>GitHub Actions для CI/CD</w:t>
       </w:r>
     </w:p>
     <w:p>
       <w:pPr>
         <w:pStyle w:val="1"/>
       </w:pPr>
-      <w:bookmarkStart w:id="9" w:name="_Toc213232345"/>
+      <w:bookmarkStart w:id="8" w:name="_Toc213232345"/>
       <w:r>
         <w:lastRenderedPageBreak/>
         <w:t>Обращение к программе</w:t>
       </w:r>
-      <w:bookmarkEnd w:id="9"/>
-    </w:p>
-    <w:p>
-      <w:r>
-        <w:t xml:space="preserve">Запуск серверной части системы осуществляется как системная служба операционной системы сервера. При запуске системы происходит автоматическая загрузка конфигурационного файла с параметрами работы, после чего выполняется инициализация подключения к базе данных и запуск REST API сервера для обработки запросов. Следующим этапом осуществляется запуск </w:t>
-      </w:r>
-      <w:proofErr w:type="spellStart"/>
-      <w:r>
-        <w:t>WebSocket</w:t>
-      </w:r>
-      <w:proofErr w:type="spellEnd"/>
-      <w:r>
-        <w:t xml:space="preserve"> сервера для обеспечения работы в реальном времени и загрузка всех остальных модулей системы. После успешного запуска всех компонентов система переходит в режим ожидания входящих запросов от клиентских приложений, готовая к обработке данных и выполнению операций.</w:t>
-      </w:r>
-    </w:p>
-    <w:p>
-      <w:r>
-        <w:t xml:space="preserve">Клиентская часть системы реализована в виде веб-приложения, доступного через браузеры на различных устройствах. Подключение к серверной части системы происходит при открытии веб-страницы приложения и успешном прохождении процедуры авторизации пользователя. После аутентификации осуществляется загрузка необходимых данных с сервера, устанавливается постоянное </w:t>
-      </w:r>
-      <w:proofErr w:type="spellStart"/>
-      <w:r>
-        <w:t>WebSocket</w:t>
-      </w:r>
-      <w:proofErr w:type="spellEnd"/>
-      <w:r>
-        <w:t xml:space="preserve"> соединение для мгновенного обмена данными, а также отображается основной пользовательский интерфейс с </w:t>
-      </w:r>
-      <w:proofErr w:type="spellStart"/>
-      <w:r>
-        <w:t>дашбордом</w:t>
-      </w:r>
-      <w:proofErr w:type="spellEnd"/>
-      <w:r>
-        <w:t xml:space="preserve"> и инструментами управления. После успешного запуска клиентское приложение автоматически поддерживает синхронизацию данных с сервером, обеспечивая получение обновлений в реальном времени без необходимости перезагрузки страницы.</w:t>
-      </w:r>
-    </w:p>
-    <w:p>
-      <w:r>
-        <w:t xml:space="preserve">Управление системой и передача данных между клиентом и сервером организованы через два основных канала связи: HTTP запросы к REST API для стандартных операций с данными и постоянное </w:t>
-      </w:r>
-      <w:proofErr w:type="spellStart"/>
-      <w:r>
-        <w:t>WebSocket</w:t>
-      </w:r>
-      <w:proofErr w:type="spellEnd"/>
-      <w:r>
-        <w:t xml:space="preserve"> соединение для мгновенной передачи уведомлений и обновлений статусов</w:t>
+      <w:bookmarkEnd w:id="8"/>
+    </w:p>
+    <w:p>
+      <w:r>
+        <w:t>Запуск серверной части системы осуществляется как системная служба операционной системы сервера. При запуске системы происходит автоматическая загрузка конфигурационного файла с параметрами работы, после чего выполняется инициализация подключения к базе данных и запуск REST API сервера для обработки запросов. Следующим этапом осуществляется запуск WebSocket сервера для обеспечения работы в реальном времени и загрузка всех остальных модулей системы. После успешного запуска всех компонентов система переходит в режим ожидания входящих запросов от клиентских приложений, готовая к обработке данных и выполнению операций.</w:t>
+      </w:r>
+    </w:p>
+    <w:p>
+      <w:r>
+        <w:t>Клиентская часть системы реализована в виде веб-приложения, доступного через браузеры на различных устройствах. Подключение к серверной части системы происходит при открытии веб-страницы приложения и успешном прохождении процедуры авторизации пользователя. После аутентификации осуществляется загрузка необходимых данных с сервера, устанавливается постоянное WebSocket соединение для мгновенного обмена данными, а также отображается основной пользовательский интерфейс с дашбордом и инструментами управления. После успешного запуска клиентское приложение автоматически поддерживает синхронизацию данных с сервером, обеспечивая получение обновлений в реальном времени без необходимости перезагрузки страницы.</w:t>
+      </w:r>
+    </w:p>
+    <w:p>
+      <w:r>
+        <w:t>Управление системой и передача данных между клиентом и сервером организованы через два основных канала связи: HTTP запросы к REST API для стандартных операций с данными и постоянное WebSocket соединение для мгновенной передачи уведомлений и обновлений статусов</w:t>
       </w:r>
       <w:r>
         <w:t xml:space="preserve">. </w:t>
@@ -2984,24 +2506,16 @@
       <w:pPr>
         <w:pStyle w:val="1"/>
       </w:pPr>
-      <w:bookmarkStart w:id="10" w:name="_Toc213232349"/>
+      <w:bookmarkStart w:id="9" w:name="_Toc213232349"/>
       <w:r>
         <w:lastRenderedPageBreak/>
         <w:t>Входные и выходные данные</w:t>
       </w:r>
-      <w:bookmarkEnd w:id="10"/>
-    </w:p>
-    <w:p>
-      <w:r>
-        <w:t xml:space="preserve">В данном разделе приведено описание </w:t>
-      </w:r>
-      <w:proofErr w:type="gramStart"/>
-      <w:r>
-        <w:t>организации</w:t>
-      </w:r>
-      <w:proofErr w:type="gramEnd"/>
-      <w:r>
-        <w:t xml:space="preserve"> используемой входной и выходной информации в системе уп</w:t>
+      <w:bookmarkEnd w:id="9"/>
+    </w:p>
+    <w:p>
+      <w:r>
+        <w:t>В данном разделе приведено описание организации используемой входной и выходной информации в системе уп</w:t>
       </w:r>
       <w:r>
         <w:t>равления личной продуктивностью</w:t>
@@ -3024,7 +2538,16 @@
     </w:p>
     <w:p>
       <w:r>
-        <w:t>Организация входной информации осуществляется через пользовательский интерфейс системы, который включает различные элементы ввода данных: текстовые поля, выпадающие списки, переключатели, поля выбора даты и времени, а также элементы для прикрепления файлов. Пользователь вводит информацию о задачах, проектах, заметках, событиях календаря и привычках через соответствующие формы и интерфейсы. Все данные, введенные пользователем, передаются в серверную часть системы в стандартизированном формате JSON, что обеспечивает единообразие обработки информации и упрощает</w:t>
+        <w:t>Организация входной информации осуществляется через пользовательский интерфейс системы, который включает различные элементы ввода данных: текстовые поля, выпадающие списки, переключатели, поля выбора даты и времени, а также элементы для прикрепления файлов</w:t>
+      </w:r>
+      <w:r>
+        <w:t xml:space="preserve"> и </w:t>
+      </w:r>
+      <w:r>
+        <w:t>из внешних сервисов (календарей, мессенджеров) через настроенные каналы импорта</w:t>
+      </w:r>
+      <w:r>
+        <w:t>. Пользователь вводит информацию о задачах, проектах, заметках, событиях календаря и привычках через соответствующие формы и интерфейсы. Все данные, введенные пользователем, передаются в серверную часть системы в стандартизированном формате JSON, что обеспечивает единообразие обработки информации и упрощает</w:t>
       </w:r>
       <w:r>
         <w:t xml:space="preserve"> интеграцию с другими системами</w:t>
@@ -3047,15 +2570,7 @@
     </w:p>
     <w:p>
       <w:r>
-        <w:t xml:space="preserve">Организация выходной информации предусматривает передачу всех обработанных данных от сервера к клиенту также в формате JSON. На стороне клиентского приложения полученная информация преобразуется в удобные для восприятия пользователем форматы: графические элементы (диаграммы прогресса, тепловые карты занятости, </w:t>
-      </w:r>
-      <w:proofErr w:type="spellStart"/>
-      <w:r>
-        <w:t>канбан</w:t>
-      </w:r>
-      <w:proofErr w:type="spellEnd"/>
-      <w:r>
-        <w:t>-доски), текстовые представления (списки задач, описания проектов, содержание заметок) и календарные интерфейсы. Такое преобразование обеспечивает наглядность представления данных и удобство работы с системой, позволяя пользователю быстро оценивать свою продуктивно</w:t>
+        <w:t>Организация выходной информации предусматривает передачу всех обработанных данных от сервера к клиенту также в формате JSON. На стороне клиентского приложения полученная информация преобразуется в удобные для восприятия пользователем форматы: графические элементы (диаграммы прогресса, тепловые карты занятости, канбан-доски), текстовые представления (списки задач, описания проектов, содержание заметок) и календарные интерфейсы. Такое преобразование обеспечивает наглядность представления данных и удобство работы с системой, позволяя пользователю быстро оценивать свою продуктивно</w:t>
       </w:r>
       <w:r>
         <w:t>сть и управлять своими задачами</w:t>
@@ -3068,12 +2583,12 @@
       <w:pPr>
         <w:pStyle w:val="1"/>
       </w:pPr>
-      <w:bookmarkStart w:id="11" w:name="_Toc213232350"/>
+      <w:bookmarkStart w:id="10" w:name="_Toc213232350"/>
       <w:r>
         <w:lastRenderedPageBreak/>
         <w:t>Сообщения</w:t>
       </w:r>
-      <w:bookmarkEnd w:id="11"/>
+      <w:bookmarkEnd w:id="10"/>
     </w:p>
     <w:bookmarkEnd w:id="2"/>
     <w:bookmarkEnd w:id="3"/>
@@ -3096,7 +2611,13 @@
     </w:p>
     <w:p>
       <w:r>
-        <w:t>Информирующие сообщения отображаются в процессе работы с системой в виде всплывающих уведомлений на нейтральном фоне. Примеры таких сообщений: «Задача успешно создана», «Проект сохранен», «Заметка обновлена», «Событие добавлено в календарь», «Привычка отмечена как выполненная», «Синхронизация с календарем завершена». Эти сообщения носят информационный характер и предназначены для подтверждения успешного выполнения операций. Они не требуют каких-либо дополнительных действий со стороны пользователя и автоматически скрываются через несколько секунд.</w:t>
+        <w:t>Информирующие сообщения отображаются в процессе работы с системой в виде всплывающих уведомлений на нейтральном фоне. Примеры таких сообщений: «Задача успешно создана», «Проект сохранен», «Заметка обновлена», «Событие добавлено в календарь», «Привычка отмечена как выполненная», «</w:t>
+      </w:r>
+      <w:r>
+        <w:t>Импорт данных завершен</w:t>
+      </w:r>
+      <w:r>
+        <w:t>». Эти сообщения носят информационный характер и предназначены для подтверждения успешного выполнения операций. Они не требуют каких-либо дополнительных действий со стороны пользователя и автоматически скрываются через несколько секунд.</w:t>
       </w:r>
       <w:r>
         <w:t xml:space="preserve"> </w:t>
@@ -3116,7 +2637,13 @@
     </w:p>
     <w:p>
       <w:r>
-        <w:t>Сообщения об ошибках выводятся в случае возникновения проблем при работе системы и отображаются в виде всплывающих уведомлений на красном или желтом фоне. Примеры сообщений об ошибках: «Ошибка сохранения задачи», «Не удалось обновить проект», «Ошибка при создании заметки», «Сбой синхронизации с календарем», «Ошибка загрузки данных». При появлении таких сообщений пользователю рекомендуется повторить операцию, а при сохранении ошибки - перезагрузить страницу приложения. Если ошибки продолжают возникать после перезагрузки, следует проверить подключение к интернету и при необходимости обратиться в техническую</w:t>
+        <w:t xml:space="preserve">Сообщения об ошибках выводятся в случае возникновения проблем при работе системы и отображаются в виде всплывающих уведомлений на красном или желтом фоне. Примеры сообщений об ошибках: «Ошибка сохранения задачи», «Не удалось обновить проект», «Ошибка при создании заметки», «Сбой </w:t>
+      </w:r>
+      <w:r>
+        <w:t>при импорте данных</w:t>
+      </w:r>
+      <w:r>
+        <w:t>», «Ошибка загрузки данных». При появлении таких сообщений пользователю рекомендуется повторить операцию, а при сохранении ошибки - перезагрузить страницу приложения. Если ошибки продолжают возникать после перезагрузки, следует проверить подключение к интернету и при необходимости обратиться в техническую</w:t>
       </w:r>
       <w:r>
         <w:t xml:space="preserve"> поддержку для решения проблемы</w:t>
@@ -3139,7 +2666,7 @@
 </file>
 
 <file path=word/endnotes.xml><?xml version="1.0" encoding="utf-8"?>
-<w:endnotes xmlns:wpc="http://schemas.microsoft.com/office/word/2010/wordprocessingCanvas" xmlns:cx="http://schemas.microsoft.com/office/drawing/2014/chartex" xmlns:mc="http://schemas.openxmlformats.org/markup-compatibility/2006" xmlns:o="urn:schemas-microsoft-com:office:office" xmlns:r="http://schemas.openxmlformats.org/officeDocument/2006/relationships" xmlns:m="http://schemas.openxmlformats.org/officeDocument/2006/math" xmlns:v="urn:schemas-microsoft-com:vml" xmlns:wp14="http://schemas.microsoft.com/office/word/2010/wordprocessingDrawing" xmlns:wp="http://schemas.openxmlformats.org/drawingml/2006/wordprocessingDrawing" xmlns:w10="urn:schemas-microsoft-com:office:word" xmlns:w="http://schemas.openxmlformats.org/wordprocessingml/2006/main" xmlns:w14="http://schemas.microsoft.com/office/word/2010/wordml" xmlns:w15="http://schemas.microsoft.com/office/word/2012/wordml" xmlns:w16se="http://schemas.microsoft.com/office/word/2015/wordml/symex" xmlns:wpg="http://schemas.microsoft.com/office/word/2010/wordprocessingGroup" xmlns:wpi="http://schemas.microsoft.com/office/word/2010/wordprocessingInk" xmlns:wne="http://schemas.microsoft.com/office/word/2006/wordml" xmlns:wps="http://schemas.microsoft.com/office/word/2010/wordprocessingShape" mc:Ignorable="w14 w15 w16se wp14">
+<w:endnotes xmlns:wpc="http://schemas.microsoft.com/office/word/2010/wordprocessingCanvas" xmlns:cx="http://schemas.microsoft.com/office/drawing/2014/chartex" xmlns:cx1="http://schemas.microsoft.com/office/drawing/2015/9/8/chartex" xmlns:cx2="http://schemas.microsoft.com/office/drawing/2015/10/21/chartex" xmlns:cx3="http://schemas.microsoft.com/office/drawing/2016/5/9/chartex" xmlns:cx4="http://schemas.microsoft.com/office/drawing/2016/5/10/chartex" xmlns:cx5="http://schemas.microsoft.com/office/drawing/2016/5/11/chartex" xmlns:cx6="http://schemas.microsoft.com/office/drawing/2016/5/12/chartex" xmlns:cx7="http://schemas.microsoft.com/office/drawing/2016/5/13/chartex" xmlns:cx8="http://schemas.microsoft.com/office/drawing/2016/5/14/chartex" xmlns:mc="http://schemas.openxmlformats.org/markup-compatibility/2006" xmlns:aink="http://schemas.microsoft.com/office/drawing/2016/ink" xmlns:am3d="http://schemas.microsoft.com/office/drawing/2017/model3d" xmlns:o="urn:schemas-microsoft-com:office:office" xmlns:oel="http://schemas.microsoft.com/office/2019/extlst" xmlns:r="http://schemas.openxmlformats.org/officeDocument/2006/relationships" xmlns:m="http://schemas.openxmlformats.org/officeDocument/2006/math" xmlns:v="urn:schemas-microsoft-com:vml" xmlns:wp14="http://schemas.microsoft.com/office/word/2010/wordprocessingDrawing" xmlns:wp="http://schemas.openxmlformats.org/drawingml/2006/wordprocessingDrawing" xmlns:w10="urn:schemas-microsoft-com:office:word" xmlns:w="http://schemas.openxmlformats.org/wordprocessingml/2006/main" xmlns:w14="http://schemas.microsoft.com/office/word/2010/wordml" xmlns:w15="http://schemas.microsoft.com/office/word/2012/wordml" xmlns:w16cex="http://schemas.microsoft.com/office/word/2018/wordml/cex" xmlns:w16cid="http://schemas.microsoft.com/office/word/2016/wordml/cid" xmlns:w16="http://schemas.microsoft.com/office/word/2018/wordml" xmlns:w16du="http://schemas.microsoft.com/office/word/2023/wordml/word16du" xmlns:w16sdtdh="http://schemas.microsoft.com/office/word/2020/wordml/sdtdatahash" xmlns:w16sdtfl="http://schemas.microsoft.com/office/word/2024/wordml/sdtformatlock" xmlns:w16se="http://schemas.microsoft.com/office/word/2015/wordml/symex" xmlns:wpg="http://schemas.microsoft.com/office/word/2010/wordprocessingGroup" xmlns:wpi="http://schemas.microsoft.com/office/word/2010/wordprocessingInk" xmlns:wne="http://schemas.microsoft.com/office/word/2006/wordml" xmlns:wps="http://schemas.microsoft.com/office/word/2010/wordprocessingShape" mc:Ignorable="w14 w15 w16se w16cid w16 w16cex w16sdtdh w16sdtfl w16du wp14">
   <w:endnote w:type="separator" w:id="-1">
     <w:p>
       <w:pPr>
@@ -3164,7 +2691,7 @@
 </file>
 
 <file path=word/footnotes.xml><?xml version="1.0" encoding="utf-8"?>
-<w:footnotes xmlns:wpc="http://schemas.microsoft.com/office/word/2010/wordprocessingCanvas" xmlns:cx="http://schemas.microsoft.com/office/drawing/2014/chartex" xmlns:mc="http://schemas.openxmlformats.org/markup-compatibility/2006" xmlns:o="urn:schemas-microsoft-com:office:office" xmlns:r="http://schemas.openxmlformats.org/officeDocument/2006/relationships" xmlns:m="http://schemas.openxmlformats.org/officeDocument/2006/math" xmlns:v="urn:schemas-microsoft-com:vml" xmlns:wp14="http://schemas.microsoft.com/office/word/2010/wordprocessingDrawing" xmlns:wp="http://schemas.openxmlformats.org/drawingml/2006/wordprocessingDrawing" xmlns:w10="urn:schemas-microsoft-com:office:word" xmlns:w="http://schemas.openxmlformats.org/wordprocessingml/2006/main" xmlns:w14="http://schemas.microsoft.com/office/word/2010/wordml" xmlns:w15="http://schemas.microsoft.com/office/word/2012/wordml" xmlns:w16se="http://schemas.microsoft.com/office/word/2015/wordml/symex" xmlns:wpg="http://schemas.microsoft.com/office/word/2010/wordprocessingGroup" xmlns:wpi="http://schemas.microsoft.com/office/word/2010/wordprocessingInk" xmlns:wne="http://schemas.microsoft.com/office/word/2006/wordml" xmlns:wps="http://schemas.microsoft.com/office/word/2010/wordprocessingShape" mc:Ignorable="w14 w15 w16se wp14">
+<w:footnotes xmlns:wpc="http://schemas.microsoft.com/office/word/2010/wordprocessingCanvas" xmlns:cx="http://schemas.microsoft.com/office/drawing/2014/chartex" xmlns:cx1="http://schemas.microsoft.com/office/drawing/2015/9/8/chartex" xmlns:cx2="http://schemas.microsoft.com/office/drawing/2015/10/21/chartex" xmlns:cx3="http://schemas.microsoft.com/office/drawing/2016/5/9/chartex" xmlns:cx4="http://schemas.microsoft.com/office/drawing/2016/5/10/chartex" xmlns:cx5="http://schemas.microsoft.com/office/drawing/2016/5/11/chartex" xmlns:cx6="http://schemas.microsoft.com/office/drawing/2016/5/12/chartex" xmlns:cx7="http://schemas.microsoft.com/office/drawing/2016/5/13/chartex" xmlns:cx8="http://schemas.microsoft.com/office/drawing/2016/5/14/chartex" xmlns:mc="http://schemas.openxmlformats.org/markup-compatibility/2006" xmlns:aink="http://schemas.microsoft.com/office/drawing/2016/ink" xmlns:am3d="http://schemas.microsoft.com/office/drawing/2017/model3d" xmlns:o="urn:schemas-microsoft-com:office:office" xmlns:oel="http://schemas.microsoft.com/office/2019/extlst" xmlns:r="http://schemas.openxmlformats.org/officeDocument/2006/relationships" xmlns:m="http://schemas.openxmlformats.org/officeDocument/2006/math" xmlns:v="urn:schemas-microsoft-com:vml" xmlns:wp14="http://schemas.microsoft.com/office/word/2010/wordprocessingDrawing" xmlns:wp="http://schemas.openxmlformats.org/drawingml/2006/wordprocessingDrawing" xmlns:w10="urn:schemas-microsoft-com:office:word" xmlns:w="http://schemas.openxmlformats.org/wordprocessingml/2006/main" xmlns:w14="http://schemas.microsoft.com/office/word/2010/wordml" xmlns:w15="http://schemas.microsoft.com/office/word/2012/wordml" xmlns:w16cex="http://schemas.microsoft.com/office/word/2018/wordml/cex" xmlns:w16cid="http://schemas.microsoft.com/office/word/2016/wordml/cid" xmlns:w16="http://schemas.microsoft.com/office/word/2018/wordml" xmlns:w16du="http://schemas.microsoft.com/office/word/2023/wordml/word16du" xmlns:w16sdtdh="http://schemas.microsoft.com/office/word/2020/wordml/sdtdatahash" xmlns:w16sdtfl="http://schemas.microsoft.com/office/word/2024/wordml/sdtformatlock" xmlns:w16se="http://schemas.microsoft.com/office/word/2015/wordml/symex" xmlns:wpg="http://schemas.microsoft.com/office/word/2010/wordprocessingGroup" xmlns:wpi="http://schemas.microsoft.com/office/word/2010/wordprocessingInk" xmlns:wne="http://schemas.microsoft.com/office/word/2006/wordml" xmlns:wps="http://schemas.microsoft.com/office/word/2010/wordprocessingShape" mc:Ignorable="w14 w15 w16se w16cid w16 w16cex w16sdtdh w16sdtfl w16du wp14">
   <w:footnote w:type="separator" w:id="-1">
     <w:p>
       <w:pPr>
@@ -3189,7 +2716,7 @@
 </file>
 
 <file path=word/header1.xml><?xml version="1.0" encoding="utf-8"?>
-<w:hdr xmlns:wpc="http://schemas.microsoft.com/office/word/2010/wordprocessingCanvas" xmlns:cx="http://schemas.microsoft.com/office/drawing/2014/chartex" xmlns:mc="http://schemas.openxmlformats.org/markup-compatibility/2006" xmlns:o="urn:schemas-microsoft-com:office:office" xmlns:r="http://schemas.openxmlformats.org/officeDocument/2006/relationships" xmlns:m="http://schemas.openxmlformats.org/officeDocument/2006/math" xmlns:v="urn:schemas-microsoft-com:vml" xmlns:wp14="http://schemas.microsoft.com/office/word/2010/wordprocessingDrawing" xmlns:wp="http://schemas.openxmlformats.org/drawingml/2006/wordprocessingDrawing" xmlns:w10="urn:schemas-microsoft-com:office:word" xmlns:w="http://schemas.openxmlformats.org/wordprocessingml/2006/main" xmlns:w14="http://schemas.microsoft.com/office/word/2010/wordml" xmlns:w15="http://schemas.microsoft.com/office/word/2012/wordml" xmlns:w16se="http://schemas.microsoft.com/office/word/2015/wordml/symex" xmlns:wpg="http://schemas.microsoft.com/office/word/2010/wordprocessingGroup" xmlns:wpi="http://schemas.microsoft.com/office/word/2010/wordprocessingInk" xmlns:wne="http://schemas.microsoft.com/office/word/2006/wordml" xmlns:wps="http://schemas.microsoft.com/office/word/2010/wordprocessingShape" mc:Ignorable="w14 w15 w16se wp14">
+<w:hdr xmlns:wpc="http://schemas.microsoft.com/office/word/2010/wordprocessingCanvas" xmlns:cx="http://schemas.microsoft.com/office/drawing/2014/chartex" xmlns:cx1="http://schemas.microsoft.com/office/drawing/2015/9/8/chartex" xmlns:cx2="http://schemas.microsoft.com/office/drawing/2015/10/21/chartex" xmlns:cx3="http://schemas.microsoft.com/office/drawing/2016/5/9/chartex" xmlns:cx4="http://schemas.microsoft.com/office/drawing/2016/5/10/chartex" xmlns:cx5="http://schemas.microsoft.com/office/drawing/2016/5/11/chartex" xmlns:cx6="http://schemas.microsoft.com/office/drawing/2016/5/12/chartex" xmlns:cx7="http://schemas.microsoft.com/office/drawing/2016/5/13/chartex" xmlns:cx8="http://schemas.microsoft.com/office/drawing/2016/5/14/chartex" xmlns:mc="http://schemas.openxmlformats.org/markup-compatibility/2006" xmlns:aink="http://schemas.microsoft.com/office/drawing/2016/ink" xmlns:am3d="http://schemas.microsoft.com/office/drawing/2017/model3d" xmlns:o="urn:schemas-microsoft-com:office:office" xmlns:oel="http://schemas.microsoft.com/office/2019/extlst" xmlns:r="http://schemas.openxmlformats.org/officeDocument/2006/relationships" xmlns:m="http://schemas.openxmlformats.org/officeDocument/2006/math" xmlns:v="urn:schemas-microsoft-com:vml" xmlns:wp14="http://schemas.microsoft.com/office/word/2010/wordprocessingDrawing" xmlns:wp="http://schemas.openxmlformats.org/drawingml/2006/wordprocessingDrawing" xmlns:w10="urn:schemas-microsoft-com:office:word" xmlns:w="http://schemas.openxmlformats.org/wordprocessingml/2006/main" xmlns:w14="http://schemas.microsoft.com/office/word/2010/wordml" xmlns:w15="http://schemas.microsoft.com/office/word/2012/wordml" xmlns:w16cex="http://schemas.microsoft.com/office/word/2018/wordml/cex" xmlns:w16cid="http://schemas.microsoft.com/office/word/2016/wordml/cid" xmlns:w16="http://schemas.microsoft.com/office/word/2018/wordml" xmlns:w16du="http://schemas.microsoft.com/office/word/2023/wordml/word16du" xmlns:w16sdtdh="http://schemas.microsoft.com/office/word/2020/wordml/sdtdatahash" xmlns:w16sdtfl="http://schemas.microsoft.com/office/word/2024/wordml/sdtformatlock" xmlns:w16se="http://schemas.microsoft.com/office/word/2015/wordml/symex" xmlns:wpg="http://schemas.microsoft.com/office/word/2010/wordprocessingGroup" xmlns:wpi="http://schemas.microsoft.com/office/word/2010/wordprocessingInk" xmlns:wne="http://schemas.microsoft.com/office/word/2006/wordml" xmlns:wps="http://schemas.microsoft.com/office/word/2010/wordprocessingShape" mc:Ignorable="w14 w15 w16se w16cid w16 w16cex w16sdtdh w16sdtfl w16du wp14">
   <w:p>
     <w:pPr>
       <w:pStyle w:val="a6"/>
@@ -3243,7 +2770,7 @@
 </file>
 
 <file path=word/numbering.xml><?xml version="1.0" encoding="utf-8"?>
-<w:numbering xmlns:wpc="http://schemas.microsoft.com/office/word/2010/wordprocessingCanvas" xmlns:cx="http://schemas.microsoft.com/office/drawing/2014/chartex" xmlns:mc="http://schemas.openxmlformats.org/markup-compatibility/2006" xmlns:o="urn:schemas-microsoft-com:office:office" xmlns:r="http://schemas.openxmlformats.org/officeDocument/2006/relationships" xmlns:m="http://schemas.openxmlformats.org/officeDocument/2006/math" xmlns:v="urn:schemas-microsoft-com:vml" xmlns:wp14="http://schemas.microsoft.com/office/word/2010/wordprocessingDrawing" xmlns:wp="http://schemas.openxmlformats.org/drawingml/2006/wordprocessingDrawing" xmlns:w10="urn:schemas-microsoft-com:office:word" xmlns:w="http://schemas.openxmlformats.org/wordprocessingml/2006/main" xmlns:w14="http://schemas.microsoft.com/office/word/2010/wordml" xmlns:w15="http://schemas.microsoft.com/office/word/2012/wordml" xmlns:w16se="http://schemas.microsoft.com/office/word/2015/wordml/symex" xmlns:wpg="http://schemas.microsoft.com/office/word/2010/wordprocessingGroup" xmlns:wpi="http://schemas.microsoft.com/office/word/2010/wordprocessingInk" xmlns:wne="http://schemas.microsoft.com/office/word/2006/wordml" xmlns:wps="http://schemas.microsoft.com/office/word/2010/wordprocessingShape" mc:Ignorable="w14 w15 w16se wp14">
+<w:numbering xmlns:wpc="http://schemas.microsoft.com/office/word/2010/wordprocessingCanvas" xmlns:cx="http://schemas.microsoft.com/office/drawing/2014/chartex" xmlns:cx1="http://schemas.microsoft.com/office/drawing/2015/9/8/chartex" xmlns:cx2="http://schemas.microsoft.com/office/drawing/2015/10/21/chartex" xmlns:cx3="http://schemas.microsoft.com/office/drawing/2016/5/9/chartex" xmlns:cx4="http://schemas.microsoft.com/office/drawing/2016/5/10/chartex" xmlns:cx5="http://schemas.microsoft.com/office/drawing/2016/5/11/chartex" xmlns:cx6="http://schemas.microsoft.com/office/drawing/2016/5/12/chartex" xmlns:cx7="http://schemas.microsoft.com/office/drawing/2016/5/13/chartex" xmlns:cx8="http://schemas.microsoft.com/office/drawing/2016/5/14/chartex" xmlns:mc="http://schemas.openxmlformats.org/markup-compatibility/2006" xmlns:aink="http://schemas.microsoft.com/office/drawing/2016/ink" xmlns:am3d="http://schemas.microsoft.com/office/drawing/2017/model3d" xmlns:o="urn:schemas-microsoft-com:office:office" xmlns:oel="http://schemas.microsoft.com/office/2019/extlst" xmlns:r="http://schemas.openxmlformats.org/officeDocument/2006/relationships" xmlns:m="http://schemas.openxmlformats.org/officeDocument/2006/math" xmlns:v="urn:schemas-microsoft-com:vml" xmlns:wp14="http://schemas.microsoft.com/office/word/2010/wordprocessingDrawing" xmlns:wp="http://schemas.openxmlformats.org/drawingml/2006/wordprocessingDrawing" xmlns:w10="urn:schemas-microsoft-com:office:word" xmlns:w="http://schemas.openxmlformats.org/wordprocessingml/2006/main" xmlns:w14="http://schemas.microsoft.com/office/word/2010/wordml" xmlns:w15="http://schemas.microsoft.com/office/word/2012/wordml" xmlns:w16cex="http://schemas.microsoft.com/office/word/2018/wordml/cex" xmlns:w16cid="http://schemas.microsoft.com/office/word/2016/wordml/cid" xmlns:w16="http://schemas.microsoft.com/office/word/2018/wordml" xmlns:w16du="http://schemas.microsoft.com/office/word/2023/wordml/word16du" xmlns:w16sdtdh="http://schemas.microsoft.com/office/word/2020/wordml/sdtdatahash" xmlns:w16sdtfl="http://schemas.microsoft.com/office/word/2024/wordml/sdtformatlock" xmlns:w16se="http://schemas.microsoft.com/office/word/2015/wordml/symex" xmlns:wpg="http://schemas.microsoft.com/office/word/2010/wordprocessingGroup" xmlns:wpi="http://schemas.microsoft.com/office/word/2010/wordprocessingInk" xmlns:wne="http://schemas.microsoft.com/office/word/2006/wordml" xmlns:wps="http://schemas.microsoft.com/office/word/2010/wordprocessingShape" mc:Ignorable="w14 w15 w16se w16cid w16 w16cex w16sdtdh w16sdtfl w16du wp14">
   <w:abstractNum w:abstractNumId="0" w15:restartNumberingAfterBreak="0">
     <w:nsid w:val="1AD47E7A"/>
     <w:multiLevelType w:val="multilevel"/>
@@ -3615,20 +3142,20 @@
       </w:rPr>
     </w:lvl>
   </w:abstractNum>
-  <w:num w:numId="1">
+  <w:num w:numId="1" w16cid:durableId="236592749">
     <w:abstractNumId w:val="1"/>
   </w:num>
-  <w:num w:numId="2">
+  <w:num w:numId="2" w16cid:durableId="1178933926">
     <w:abstractNumId w:val="0"/>
   </w:num>
-  <w:num w:numId="3">
+  <w:num w:numId="3" w16cid:durableId="1286080451">
     <w:abstractNumId w:val="2"/>
   </w:num>
 </w:numbering>
 </file>
 
 <file path=word/styles.xml><?xml version="1.0" encoding="utf-8"?>
-<w:styles xmlns:mc="http://schemas.openxmlformats.org/markup-compatibility/2006" xmlns:r="http://schemas.openxmlformats.org/officeDocument/2006/relationships" xmlns:w="http://schemas.openxmlformats.org/wordprocessingml/2006/main" xmlns:w14="http://schemas.microsoft.com/office/word/2010/wordml" xmlns:w15="http://schemas.microsoft.com/office/word/2012/wordml" xmlns:w16se="http://schemas.microsoft.com/office/word/2015/wordml/symex" mc:Ignorable="w14 w15 w16se">
+<w:styles xmlns:mc="http://schemas.openxmlformats.org/markup-compatibility/2006" xmlns:r="http://schemas.openxmlformats.org/officeDocument/2006/relationships" xmlns:w="http://schemas.openxmlformats.org/wordprocessingml/2006/main" xmlns:w14="http://schemas.microsoft.com/office/word/2010/wordml" xmlns:w15="http://schemas.microsoft.com/office/word/2012/wordml" xmlns:w16cex="http://schemas.microsoft.com/office/word/2018/wordml/cex" xmlns:w16cid="http://schemas.microsoft.com/office/word/2016/wordml/cid" xmlns:w16="http://schemas.microsoft.com/office/word/2018/wordml" xmlns:w16du="http://schemas.microsoft.com/office/word/2023/wordml/word16du" xmlns:w16sdtdh="http://schemas.microsoft.com/office/word/2020/wordml/sdtdatahash" xmlns:w16sdtfl="http://schemas.microsoft.com/office/word/2024/wordml/sdtformatlock" xmlns:w16se="http://schemas.microsoft.com/office/word/2015/wordml/symex" mc:Ignorable="w14 w15 w16se w16cid w16 w16cex w16sdtdh w16sdtfl w16du">
   <w:docDefaults>
     <w:rPrDefault>
       <w:rPr>
@@ -3644,7 +3171,7 @@
       </w:pPr>
     </w:pPrDefault>
   </w:docDefaults>
-  <w:latentStyles w:defLockedState="0" w:defUIPriority="99" w:defSemiHidden="0" w:defUnhideWhenUsed="0" w:defQFormat="0" w:count="371">
+  <w:latentStyles w:defLockedState="0" w:defUIPriority="99" w:defSemiHidden="0" w:defUnhideWhenUsed="0" w:defQFormat="0" w:count="376">
     <w:lsdException w:name="Normal" w:uiPriority="0" w:qFormat="1"/>
     <w:lsdException w:name="heading 1" w:uiPriority="9" w:qFormat="1"/>
     <w:lsdException w:name="heading 2" w:semiHidden="1" w:uiPriority="9" w:unhideWhenUsed="1" w:qFormat="1"/>
@@ -4016,6 +3543,11 @@
     <w:lsdException w:name="List Table 5 Dark Accent 6" w:uiPriority="50"/>
     <w:lsdException w:name="List Table 6 Colorful Accent 6" w:uiPriority="51"/>
     <w:lsdException w:name="List Table 7 Colorful Accent 6" w:uiPriority="52"/>
+    <w:lsdException w:name="Mention" w:semiHidden="1" w:unhideWhenUsed="1"/>
+    <w:lsdException w:name="Smart Hyperlink" w:semiHidden="1" w:unhideWhenUsed="1"/>
+    <w:lsdException w:name="Hashtag" w:semiHidden="1" w:unhideWhenUsed="1"/>
+    <w:lsdException w:name="Unresolved Mention" w:semiHidden="1" w:unhideWhenUsed="1"/>
+    <w:lsdException w:name="Smart Link" w:semiHidden="1" w:unhideWhenUsed="1"/>
   </w:latentStyles>
   <w:style w:type="paragraph" w:default="1" w:styleId="a0">
     <w:name w:val="Normal"/>
@@ -4306,7 +3838,6 @@
   <w:style w:type="character" w:default="1" w:styleId="a1">
     <w:name w:val="Default Paragraph Font"/>
     <w:uiPriority w:val="1"/>
-    <w:semiHidden/>
     <w:unhideWhenUsed/>
   </w:style>
   <w:style w:type="table" w:default="1" w:styleId="a2">
